--- a/projects/valuepickr-open-screen/docs/Vimta Labs Ltd.docx
+++ b/projects/valuepickr-open-screen/docs/Vimta Labs Ltd.docx
@@ -32,7 +32,7 @@
           <w:sz w:val="22"/>
           <w:szCs w:val="22"/>
         </w:rPr>
-        <w:t xml:space="preserve">Debt-light CRO/testing-services grower benefiting from new NDCT regulatory tailwinds, with an old but disclosed Ranbaxy-era reputational stain</w:t>
+        <w:t xml:space="preserve">Clean, debt-free CRO / testing-services compounder (~24% ROCE, consistent dividend) with a real NDCT regulatory tailwind and a biologics option - but Q1 FY27 growth decelerated to ~12-14% (below the 20-25% target), the stock trades at ~36x, and an old but disclosed Ranbaxy-era data-integrity stain gave one trusted investor pause</w:t>
       </w:r>
     </w:p>
     <w:p>
@@ -49,7 +49,7 @@
         <w:spacing w:after="120"/>
       </w:pPr>
       <w:r>
-        <w:t xml:space="preserve">Contract research and testing services company (clinical research, bioanalytical/preclinical, food/water/environment testing, biopharmaceutical testing) operating since 1990.</w:t>
+        <w:t xml:space="preserve">Contract research and testing services company (clinical research, bioanalytical/preclinical, food/water/environment testing, biopharmaceutical testing, and now biologics via a new CRAD facility) operating since 1990 from a ~200,000 sq ft base in Genome Valley, Hyderabad. USFDA / WHO / NABL-accredited labs.</w:t>
       </w:r>
     </w:p>
     <w:p>
@@ -99,7 +99,7 @@
           </w:tcPr>
           <w:p>
             <w:r>
-              <w:t xml:space="preserve">Rs 2,814 Cr</w:t>
+              <w:t xml:space="preserve">Rs 2,814 Cr; P/E ~36, P/B ~6.2, EV/EBITDA ~18-19x</w:t>
             </w:r>
           </w:p>
         </w:tc>
@@ -126,7 +126,7 @@
           </w:tcPr>
           <w:p>
             <w:r>
-              <w:t xml:space="preserve">22.95%</w:t>
+              <w:t xml:space="preserve">24.24% (FY26)</w:t>
             </w:r>
           </w:p>
         </w:tc>
@@ -153,7 +153,7 @@
           </w:tcPr>
           <w:p>
             <w:r>
-              <w:t xml:space="preserve">18.55%</w:t>
+              <w:t xml:space="preserve">17.82% (FY26)</w:t>
             </w:r>
           </w:p>
         </w:tc>
@@ -180,7 +180,34 @@
           </w:tcPr>
           <w:p>
             <w:r>
-              <w:t xml:space="preserve">~20%/yr; 5yr profit CAGR 30.0%</w:t>
+              <w:t xml:space="preserve">FY26 total income Rs 416 Cr (+19.5%); Q1 FY27 Rs 113 Cr (+13.7%; revenue +11.85%) - decelerating vs a 20-25% / ~Rs 500 Cr FY27 target; 5-yr profit CAGR ~30%</w:t>
+            </w:r>
+          </w:p>
+        </w:tc>
+      </w:tr>
+      <w:tr>
+        <w:tc>
+          <w:tcPr>
+            <w:tcW w:type="dxa" w:w="3200"/>
+            <w:shd w:fill="F2F2F2" w:val="clear"/>
+          </w:tcPr>
+          <w:p>
+            <w:r>
+              <w:rPr>
+                <w:b/>
+                <w:bCs/>
+              </w:rPr>
+              <w:t xml:space="preserve">Margins</w:t>
+            </w:r>
+          </w:p>
+        </w:tc>
+        <w:tc>
+          <w:tcPr>
+            <w:tcW w:type="dxa" w:w="5800"/>
+          </w:tcPr>
+          <w:p>
+            <w:r>
+              <w:t xml:space="preserve">FY26 EBITDA margin 35.8% (Rs 149 Cr); Q1 FY27 36.4% with slight sequential pressure; PAT margin ~18.6%</w:t>
             </w:r>
           </w:p>
         </w:tc>
@@ -207,7 +234,7 @@
           </w:tcPr>
           <w:p>
             <w:r>
-              <w:t xml:space="preserve">0.73% (almost debt-free)</w:t>
+              <w:t xml:space="preserve">0.01 (debt-free); FY27 capex Rs 80 Cr (Rs 10 Cr biologics + Rs 70 Cr routine) fully self-funded; consistent Rs 2/share dividend (FY26)</w:t>
             </w:r>
           </w:p>
         </w:tc>
@@ -250,7 +277,7 @@
         <w:spacing w:after="120"/>
       </w:pPr>
       <w:r>
-        <w:t xml:space="preserve">Strong, well-rounded fundamentals - high ROCE/ROE, real growth, minimal debt - genuinely promising on the numbers alone.</w:t>
+        <w:t xml:space="preserve">Fundamentals are genuinely clean and among the best in this batch - ROCE 24.24%, ROE 17.82%, effectively debt-free (D/E 0.01), 5-year profit CAGR ~30%, a consistent Rs 2/share dividend, and FY27 capex of Rs 80 Cr funded entirely from internal accruals. Two things frame the near term. (1) Tailwind: the Sept 2025 NDCT amendments cut clinical-trial approval timelines from 90 to 45 days for most drug categories - a direct throughput tailwind for Vimta's clinical-research vertical, which was under pressure in FY26 and is now 'showing early signs of recovery'. A new biologics testing vertical (CRAD facility) went operational in Q1 FY27 with its first order booked, though meaningful revenue is not expected until FY29+. (2) The near-term numbers lag the story: Q1 FY27 revenue grew only ~11.85% (total income +13.7%), well below management's 20-25% / ~Rs 500 Cr FY27 target, and EBITDA margin showed slight sequential pressure. At ~36x trailing P/E and ~18-19x EV/EBITDA the market is pricing a reacceleration that is not yet visible. The mid-2000s Ranbaxy bioequivalence-data-fabrication episode (documented in 'Bottle of Lies', discussed on-thread) is 20+ years old and disclosed - it caused trusted member Marathondreams to pass on cultural-risk grounds but does not meet this project's HIGH CAUTION bar. Promoter holding is only ~36% (no pledge/encumbrance, confirmed FY26), with a competitor separately holding ~19% and senior-management salaries flagged (unresolved) as a governance watch item.</w:t>
       </w:r>
     </w:p>
     <w:p>
@@ -259,62 +286,7 @@
         <w:spacing w:after="120" w:before="280"/>
       </w:pPr>
       <w:r>
-        <w:t xml:space="preserve">Technical Read (Weekly / Monthly MACD + Bollinger Bands, or RSI/CCI/Williams %R proxy)</w:t>
-      </w:r>
-    </w:p>
-    <w:p>
-      <w:pPr>
-        <w:spacing w:after="120"/>
-      </w:pPr>
-      <w:r>
-        <w:t xml:space="preserve">Not independently pulled this pass.</w:t>
-      </w:r>
-    </w:p>
-    <w:p>
-      <w:pPr>
-        <w:pStyle w:val="Heading1"/>
-        <w:spacing w:after="120" w:before="280"/>
-      </w:pPr>
-      <w:r>
-        <w:t xml:space="preserve">ValuePickr Community Signal</w:t>
-      </w:r>
-    </w:p>
-    <w:p>
-      <w:pPr>
-        <w:spacing w:after="120"/>
-      </w:pPr>
-      <w:r>
-        <w:t xml:space="preserve">Read the full thread (39 of 44 posts, Feb 2022 to Sept 2025) start to finish, this being a smaller/older thread.</w:t>
-      </w:r>
-    </w:p>
-    <w:p>
-      <w:pPr>
-        <w:spacing w:after="120"/>
-      </w:pPr>
-      <w:r>
-        <w:rPr>
-          <w:b/>
-          <w:bCs/>
-          <w:sz w:val="20"/>
-          <w:szCs w:val="20"/>
-        </w:rPr>
-        <w:t xml:space="preserve">High-conviction call from a top contributor: </w:t>
-      </w:r>
-      <w:r>
-        <w:rPr>
-          <w:sz w:val="20"/>
-          <w:szCs w:val="20"/>
-        </w:rPr>
-        <w:t xml:space="preserve">Marathondreams (trusted) posted an extract from the book 'Bottle of Lies' (2022) documenting Vimta Labs' historical involvement in the Ranbaxy bioequivalence-data-fabrication scandal (mid-2000s, WHO-uncovered); after discussion he stated 'company culture rarely changes... I have decided to give it a pass' - though this is now a 20+-year-old, publicly disclosed episode, not a fresh or unresolved concern. On the current business, phreakv6 (core-trusted) engaged in detailed research (Nov 2022) on the food-testing (JNPT/FSSAI) opportunity without stating a position either way. Santosh_Kadam (June 2025) flagged low promoter holding (36%) with senior management drawing high salaries as a governance-style watch item, though noted it's ambiguous. Most recently (Sept 2025), Piyush_gupta1 flagged that new NDCT (clinical trials) rule amendments cut regulatory approval timelines from 90 to 45 days for most drug categories - a direct, near-term tailwind for Vimta's clinical-testing throughput.</w:t>
-      </w:r>
-    </w:p>
-    <w:p>
-      <w:pPr>
-        <w:pStyle w:val="Heading1"/>
-        <w:spacing w:after="120" w:before="280"/>
-      </w:pPr>
-      <w:r>
-        <w:t xml:space="preserve">Trusted-User Signals (Ongoing)</w:t>
+        <w:t xml:space="preserve">Deep-Dive: Primary Documents (Annual Reports, Quarterly Results, Exchange Filings)</w:t>
       </w:r>
     </w:p>
     <w:p>
@@ -329,12 +301,12 @@
           <w:sz w:val="18"/>
           <w:szCs w:val="18"/>
         </w:rPr>
-        <w:t xml:space="preserve">Every time a trusted user expresses clear conviction on this stock, most recent first — this section accumulates over time, it isn't a one-time snapshot.</w:t>
-      </w:r>
-    </w:p>
-    <w:p>
-      <w:pPr>
-        <w:spacing w:after="100"/>
+        <w:t xml:space="preserve">Pass 1 — 2026-09-08. Built from the company's own filings (3 years of annual reports, ~4 quarters of results/concalls, and 6 months of BSE/NSE announcements), read via the web — a deeper layer than the forum-sentiment read below.</w:t>
+      </w:r>
+    </w:p>
+    <w:p>
+      <w:pPr>
+        <w:spacing w:after="120"/>
       </w:pPr>
       <w:r>
         <w:rPr>
@@ -343,8 +315,438 @@
           <w:sz w:val="20"/>
           <w:szCs w:val="20"/>
         </w:rPr>
-        <w:t xml:space="preserve">2022-03-14 — Marathondreams</w:t>
-      </w:r>
+        <w:t xml:space="preserve">Sources reviewed this pass:</w:t>
+      </w:r>
+    </w:p>
+    <w:p>
+      <w:pPr>
+        <w:pStyle w:val="ListParagraph"/>
+        <w:numPr>
+          <w:ilvl w:val="0"/>
+          <w:numId w:val="1"/>
+        </w:numPr>
+        <w:spacing w:after="60"/>
+      </w:pPr>
+      <w:r>
+        <w:t xml:space="preserve">FY26 results (total income Rs 416.3 Cr +19.5%, EBITDA Rs 148.9 Cr / 35.8% margin, PAT Rs 77.5 Cr / 18.6% margin); screener/aggregator metrics (ROCE 24.24%, ROE 17.82%, D/E 0.01, P/E 36.3, P/B 6.16)</w:t>
+      </w:r>
+    </w:p>
+    <w:p>
+      <w:pPr>
+        <w:pStyle w:val="ListParagraph"/>
+        <w:numPr>
+          <w:ilvl w:val="0"/>
+          <w:numId w:val="1"/>
+        </w:numPr>
+        <w:spacing w:after="60"/>
+      </w:pPr>
+      <w:r>
+        <w:t xml:space="preserve">Q1 FY27 results + investor slides + concall coverage (total income Rs 112.89 Cr +13.7%, revenue Rs 109.07 Cr +11.85%, EBITDA Rs 41.1 Cr / 36.4%, PAT Rs 21.04 Cr +11.37%; Rs 500 Cr FY27 revenue target; Rs 80 Cr FY27 capex; biologics first order) - full transcript not pulled</w:t>
+      </w:r>
+    </w:p>
+    <w:p>
+      <w:pPr>
+        <w:pStyle w:val="ListParagraph"/>
+        <w:numPr>
+          <w:ilvl w:val="0"/>
+          <w:numId w:val="1"/>
+        </w:numPr>
+        <w:spacing w:after="60"/>
+      </w:pPr>
+      <w:r>
+        <w:t xml:space="preserve">BSE/press: Rs 2/share FY26 dividend (AGM 4 Jul 2026), promoter shares confirmed unencumbered FY26, CRAD biologics facility operational</w:t>
+      </w:r>
+    </w:p>
+    <w:p>
+      <w:pPr>
+        <w:spacing w:after="120"/>
+      </w:pPr>
+      <w:r>
+        <w:rPr>
+          <w:b/>
+          <w:bCs/>
+          <w:sz w:val="20"/>
+          <w:szCs w:val="20"/>
+        </w:rPr>
+        <w:t xml:space="preserve">Annual-report findings (3-year view):</w:t>
+      </w:r>
+    </w:p>
+    <w:p>
+      <w:pPr>
+        <w:pStyle w:val="ListParagraph"/>
+        <w:numPr>
+          <w:ilvl w:val="0"/>
+          <w:numId w:val="1"/>
+        </w:numPr>
+        <w:spacing w:after="60"/>
+      </w:pPr>
+      <w:r>
+        <w:t xml:space="preserve">FY26 total income Rs 416.3 Cr (+19.5%), EBITDA Rs 148.9 Cr (35.8% margin), PAT Rs 77.5 Cr (18.6% margin) - a structurally high-margin regulated-testing profile</w:t>
+      </w:r>
+    </w:p>
+    <w:p>
+      <w:pPr>
+        <w:pStyle w:val="ListParagraph"/>
+        <w:numPr>
+          <w:ilvl w:val="0"/>
+          <w:numId w:val="1"/>
+        </w:numPr>
+        <w:spacing w:after="60"/>
+      </w:pPr>
+      <w:r>
+        <w:t xml:space="preserve">ROCE 24.24%, ROE 17.82%, D/E 0.01 - high-return and effectively debt-free; 5-year profit CAGR ~30%</w:t>
+      </w:r>
+    </w:p>
+    <w:p>
+      <w:pPr>
+        <w:pStyle w:val="ListParagraph"/>
+        <w:numPr>
+          <w:ilvl w:val="0"/>
+          <w:numId w:val="1"/>
+        </w:numPr>
+        <w:spacing w:after="60"/>
+      </w:pPr>
+      <w:r>
+        <w:t xml:space="preserve">FY27 capex Rs 80 Cr (Rs 10 Cr biologics completion + Rs 70 Cr routine), fully self-funded; 200,000 sq ft Genome Valley base gives a 4-5 year runway without major new infra</w:t>
+      </w:r>
+    </w:p>
+    <w:p>
+      <w:pPr>
+        <w:pStyle w:val="ListParagraph"/>
+        <w:numPr>
+          <w:ilvl w:val="0"/>
+          <w:numId w:val="1"/>
+        </w:numPr>
+        <w:spacing w:after="60"/>
+      </w:pPr>
+      <w:r>
+        <w:t xml:space="preserve">Consistent dividend (Rs 2/share FY26); promoter holding ~36% (no encumbrance, confirmed FY26), competitor holds ~19%</w:t>
+      </w:r>
+    </w:p>
+    <w:p>
+      <w:pPr>
+        <w:pStyle w:val="ListParagraph"/>
+        <w:numPr>
+          <w:ilvl w:val="0"/>
+          <w:numId w:val="1"/>
+        </w:numPr>
+        <w:spacing w:after="60"/>
+      </w:pPr>
+      <w:r>
+        <w:t xml:space="preserve">Mid-2000s Ranbaxy data-integrity episode is old and disclosed; the record already carries it as a qualitative caveat, not HIGH CAUTION</w:t>
+      </w:r>
+    </w:p>
+    <w:p>
+      <w:pPr>
+        <w:spacing w:after="120"/>
+      </w:pPr>
+      <w:r>
+        <w:rPr>
+          <w:b/>
+          <w:bCs/>
+          <w:sz w:val="20"/>
+          <w:szCs w:val="20"/>
+        </w:rPr>
+        <w:t xml:space="preserve">Quarterly trend (last ~4 quarters + concall commentary):</w:t>
+      </w:r>
+    </w:p>
+    <w:p>
+      <w:pPr>
+        <w:pStyle w:val="ListParagraph"/>
+        <w:numPr>
+          <w:ilvl w:val="0"/>
+          <w:numId w:val="1"/>
+        </w:numPr>
+        <w:spacing w:after="60"/>
+      </w:pPr>
+      <w:r>
+        <w:t xml:space="preserve">Revenue YoY: FY26 full-year +19.5% -&gt; Q1 FY27 +11.85% (total income +13.7%) - a clear step down vs FY26 and vs the 20-25% target</w:t>
+      </w:r>
+    </w:p>
+    <w:p>
+      <w:pPr>
+        <w:pStyle w:val="ListParagraph"/>
+        <w:numPr>
+          <w:ilvl w:val="0"/>
+          <w:numId w:val="1"/>
+        </w:numPr>
+        <w:spacing w:after="60"/>
+      </w:pPr>
+      <w:r>
+        <w:t xml:space="preserve">EBITDA margin held at 36.4% in Q1 FY27 (vs 35.8% FY26) but with 'sequential margin pressure'; management expects stabilisation as revenue scales</w:t>
+      </w:r>
+    </w:p>
+    <w:p>
+      <w:pPr>
+        <w:pStyle w:val="ListParagraph"/>
+        <w:numPr>
+          <w:ilvl w:val="0"/>
+          <w:numId w:val="1"/>
+        </w:numPr>
+        <w:spacing w:after="60"/>
+      </w:pPr>
+      <w:r>
+        <w:t xml:space="preserve">Clinical research was under pressure through FY26, now 'showing early signs of recovery' on the NDCT tailwind</w:t>
+      </w:r>
+    </w:p>
+    <w:p>
+      <w:pPr>
+        <w:pStyle w:val="ListParagraph"/>
+        <w:numPr>
+          <w:ilvl w:val="0"/>
+          <w:numId w:val="1"/>
+        </w:numPr>
+        <w:spacing w:after="60"/>
+      </w:pPr>
+      <w:r>
+        <w:t xml:space="preserve">Biologics: CRAD facility operational Q1 FY27, first order booked - meaningful revenue not expected until FY29 or later</w:t>
+      </w:r>
+    </w:p>
+    <w:p>
+      <w:pPr>
+        <w:spacing w:after="120"/>
+      </w:pPr>
+      <w:r>
+        <w:rPr>
+          <w:b/>
+          <w:bCs/>
+          <w:sz w:val="20"/>
+          <w:szCs w:val="20"/>
+        </w:rPr>
+        <w:t xml:space="preserve">Exchange announcements (last 6 months):</w:t>
+      </w:r>
+    </w:p>
+    <w:p>
+      <w:pPr>
+        <w:pStyle w:val="ListParagraph"/>
+        <w:numPr>
+          <w:ilvl w:val="0"/>
+          <w:numId w:val="1"/>
+        </w:numPr>
+        <w:spacing w:after="60"/>
+      </w:pPr>
+      <w:r>
+        <w:t xml:space="preserve">Q1 FY27 - new CRAD biologics facility operationalised; first biologics services order secured</w:t>
+      </w:r>
+    </w:p>
+    <w:p>
+      <w:pPr>
+        <w:pStyle w:val="ListParagraph"/>
+        <w:numPr>
+          <w:ilvl w:val="0"/>
+          <w:numId w:val="1"/>
+        </w:numPr>
+        <w:spacing w:after="60"/>
+      </w:pPr>
+      <w:r>
+        <w:t xml:space="preserve">AGM 4 Jul 2026 - Rs 2/share dividend for FY25-26 approved; Executive Chairman reappointed</w:t>
+      </w:r>
+    </w:p>
+    <w:p>
+      <w:pPr>
+        <w:pStyle w:val="ListParagraph"/>
+        <w:numPr>
+          <w:ilvl w:val="0"/>
+          <w:numId w:val="1"/>
+        </w:numPr>
+        <w:spacing w:after="60"/>
+      </w:pPr>
+      <w:r>
+        <w:t xml:space="preserve">FY26 - promoter shareholding confirmed free of encumbrance</w:t>
+      </w:r>
+    </w:p>
+    <w:p>
+      <w:pPr>
+        <w:pStyle w:val="ListParagraph"/>
+        <w:numPr>
+          <w:ilvl w:val="0"/>
+          <w:numId w:val="1"/>
+        </w:numPr>
+        <w:spacing w:after="60"/>
+      </w:pPr>
+      <w:r>
+        <w:t xml:space="preserve">Management target: ~Rs 500 Cr FY27 revenue (20-25% growth)</w:t>
+      </w:r>
+    </w:p>
+    <w:p>
+      <w:pPr>
+        <w:spacing w:after="120"/>
+      </w:pPr>
+      <w:r>
+        <w:rPr>
+          <w:b/>
+          <w:bCs/>
+          <w:sz w:val="20"/>
+          <w:szCs w:val="20"/>
+        </w:rPr>
+        <w:t xml:space="preserve">Key new facts vs. the prior write-up:</w:t>
+      </w:r>
+    </w:p>
+    <w:p>
+      <w:pPr>
+        <w:pStyle w:val="ListParagraph"/>
+        <w:numPr>
+          <w:ilvl w:val="0"/>
+          <w:numId w:val="1"/>
+        </w:numPr>
+        <w:spacing w:after="60"/>
+      </w:pPr>
+      <w:r>
+        <w:t xml:space="preserve">Q1 FY27 growth decelerated to ~12-14%, materially below FY26's 19.5% and the 20-25% FY27 target - the prior write-up did not have this</w:t>
+      </w:r>
+    </w:p>
+    <w:p>
+      <w:pPr>
+        <w:pStyle w:val="ListParagraph"/>
+        <w:numPr>
+          <w:ilvl w:val="0"/>
+          <w:numId w:val="1"/>
+        </w:numPr>
+        <w:spacing w:after="60"/>
+      </w:pPr>
+      <w:r>
+        <w:t xml:space="preserve">Biologics vertical is now live (CRAD facility, first order) - a confirmed new leg, but FY29+ for material revenue</w:t>
+      </w:r>
+    </w:p>
+    <w:p>
+      <w:pPr>
+        <w:pStyle w:val="ListParagraph"/>
+        <w:numPr>
+          <w:ilvl w:val="0"/>
+          <w:numId w:val="1"/>
+        </w:numPr>
+        <w:spacing w:after="60"/>
+      </w:pPr>
+      <w:r>
+        <w:t xml:space="preserve">FY27 capex quantified at Rs 80 Cr, fully self-funded; 4-5 year capacity runway confirmed</w:t>
+      </w:r>
+    </w:p>
+    <w:p>
+      <w:pPr>
+        <w:pStyle w:val="ListParagraph"/>
+        <w:numPr>
+          <w:ilvl w:val="0"/>
+          <w:numId w:val="1"/>
+        </w:numPr>
+        <w:spacing w:after="60"/>
+      </w:pPr>
+      <w:r>
+        <w:t xml:space="preserve">Valuation is ~36x P/E / ~18-19x EV-EBITDA - the expectation gap is 'over-optimistic': our mid-teens growth path is below the ~25-30% CAGR the multiple needs</w:t>
+      </w:r>
+    </w:p>
+    <w:p>
+      <w:pPr>
+        <w:spacing w:after="120"/>
+      </w:pPr>
+      <w:r>
+        <w:rPr>
+          <w:b/>
+          <w:bCs/>
+          <w:sz w:val="20"/>
+          <w:szCs w:val="20"/>
+        </w:rPr>
+        <w:t xml:space="preserve">Open questions / what to watch:</w:t>
+      </w:r>
+    </w:p>
+    <w:p>
+      <w:pPr>
+        <w:pStyle w:val="ListParagraph"/>
+        <w:numPr>
+          <w:ilvl w:val="0"/>
+          <w:numId w:val="1"/>
+        </w:numPr>
+        <w:spacing w:after="60"/>
+      </w:pPr>
+      <w:r>
+        <w:t xml:space="preserve">Will clinical research actually reaccelerate on NDCT, or is the FY26 softness structural? Q1 FY27 is still tracking below target</w:t>
+      </w:r>
+    </w:p>
+    <w:p>
+      <w:pPr>
+        <w:pStyle w:val="ListParagraph"/>
+        <w:numPr>
+          <w:ilvl w:val="0"/>
+          <w:numId w:val="1"/>
+        </w:numPr>
+        <w:spacing w:after="60"/>
+      </w:pPr>
+      <w:r>
+        <w:t xml:space="preserve">Segment-wise revenue split (clinical / bioanalytical / food / biopharma) and per-segment growth not disclosed this pass</w:t>
+      </w:r>
+    </w:p>
+    <w:p>
+      <w:pPr>
+        <w:pStyle w:val="ListParagraph"/>
+        <w:numPr>
+          <w:ilvl w:val="0"/>
+          <w:numId w:val="1"/>
+        </w:numPr>
+        <w:spacing w:after="60"/>
+      </w:pPr>
+      <w:r>
+        <w:t xml:space="preserve">Is the ~36% promoter holding + high senior-management salary an actual governance issue or benign? Community couldn't resolve it</w:t>
+      </w:r>
+    </w:p>
+    <w:p>
+      <w:pPr>
+        <w:pStyle w:val="ListParagraph"/>
+        <w:numPr>
+          <w:ilvl w:val="0"/>
+          <w:numId w:val="1"/>
+        </w:numPr>
+        <w:spacing w:after="60"/>
+      </w:pPr>
+      <w:r>
+        <w:t xml:space="preserve">Per-year ROCE for FY23-FY24 not separately verified this pass - track_record built on the FY24-FY26 window with aggregate support</w:t>
+      </w:r>
+    </w:p>
+    <w:p>
+      <w:pPr>
+        <w:pStyle w:val="ListParagraph"/>
+        <w:numPr>
+          <w:ilvl w:val="0"/>
+          <w:numId w:val="1"/>
+        </w:numPr>
+        <w:spacing w:after="60"/>
+      </w:pPr>
+      <w:r>
+        <w:t xml:space="preserve">FCF conversion is an estimate - CFO and capex splits not pulled; capex intensity is real (Rs 80 Cr FY27 on ~Rs 149 Cr EBITDA)</w:t>
+      </w:r>
+    </w:p>
+    <w:p>
+      <w:pPr>
+        <w:spacing w:after="120" w:before="120"/>
+      </w:pPr>
+      <w:r>
+        <w:rPr>
+          <w:b/>
+          <w:bCs/>
+          <w:sz w:val="20"/>
+          <w:szCs w:val="20"/>
+        </w:rPr>
+        <w:t xml:space="preserve">Conviction impact: </w:t>
+      </w:r>
+      <w:r>
+        <w:rPr>
+          <w:sz w:val="20"/>
+          <w:szCs w:val="20"/>
+        </w:rPr>
+        <w:t xml:space="preserve">Medium -&gt; Medium. The business is genuinely clean (24% ROCE, debt-free, dividend, a real NDCT tailwind, biologics optionality), which supports Medium. But Q1 FY27 growth decelerating to ~12-14% (vs a 20-25% target), a full ~36x multiple, and biologics revenue being FY29+ prevent an upgrade to Medium-High. thesis_fit moves 10x-in-2-3-years -&gt; neither (analyst override): the return magnitude fits neither bucket from a Rs 2,814 Cr base at 36x earnings.</w:t>
+      </w:r>
+    </w:p>
+    <w:p>
+      <w:pPr>
+        <w:pStyle w:val="Heading1"/>
+        <w:spacing w:after="120" w:before="280"/>
+      </w:pPr>
+      <w:r>
+        <w:t xml:space="preserve">Guidance &amp; Expectation Gap</w:t>
+      </w:r>
+    </w:p>
+    <w:p>
+      <w:pPr>
+        <w:spacing w:after="120"/>
+      </w:pPr>
       <w:r>
         <w:rPr>
           <w:i/>
@@ -353,6 +755,1892 @@
           <w:sz w:val="18"/>
           <w:szCs w:val="18"/>
         </w:rPr>
+        <w:t xml:space="preserve">Management guidance decoded into commitments, graded on the expectation → action → operational → commercial → financial ladder, then compared to what the current price appears to assume. Method: playbook/guidance-and-expectation-gap.md.</w:t>
+      </w:r>
+    </w:p>
+    <w:p>
+      <w:pPr>
+        <w:spacing w:after="120"/>
+      </w:pPr>
+      <w:r>
+        <w:rPr>
+          <w:b/>
+          <w:bCs/>
+          <w:sz w:val="20"/>
+          <w:szCs w:val="20"/>
+        </w:rPr>
+        <w:t xml:space="preserve">Commitment ladder (most-proven first):</w:t>
+      </w:r>
+    </w:p>
+    <w:tbl>
+      <w:tblPr>
+        <w:tblW w:type="dxa" w:w="9000"/>
+        <w:tblBorders>
+          <w:top w:val="single" w:color="auto" w:sz="4"/>
+          <w:left w:val="single" w:color="auto" w:sz="4"/>
+          <w:bottom w:val="single" w:color="auto" w:sz="4"/>
+          <w:right w:val="single" w:color="auto" w:sz="4"/>
+          <w:insideH w:val="single" w:color="auto" w:sz="4"/>
+          <w:insideV w:val="single" w:color="auto" w:sz="4"/>
+        </w:tblBorders>
+      </w:tblPr>
+      <w:tblGrid>
+        <w:gridCol w:w="1100"/>
+        <w:gridCol w:w="2600"/>
+        <w:gridCol w:w="2400"/>
+        <w:gridCol w:w="900"/>
+        <w:gridCol w:w="1200"/>
+        <w:gridCol w:w="800"/>
+      </w:tblGrid>
+      <w:tr>
+        <w:trPr>
+          <w:tblHeader/>
+        </w:trPr>
+        <w:tc>
+          <w:tcPr>
+            <w:tcW w:type="dxa" w:w="1100"/>
+            <w:shd w:fill="F2F2F2" w:val="clear"/>
+          </w:tcPr>
+          <w:p>
+            <w:r>
+              <w:rPr>
+                <w:b/>
+                <w:bCs/>
+                <w:sz w:val="18"/>
+                <w:szCs w:val="18"/>
+              </w:rPr>
+              <w:t xml:space="preserve">Area</w:t>
+            </w:r>
+          </w:p>
+        </w:tc>
+        <w:tc>
+          <w:tcPr>
+            <w:tcW w:type="dxa" w:w="2600"/>
+            <w:shd w:fill="F2F2F2" w:val="clear"/>
+          </w:tcPr>
+          <w:p>
+            <w:r>
+              <w:rPr>
+                <w:b/>
+                <w:bCs/>
+                <w:sz w:val="18"/>
+                <w:szCs w:val="18"/>
+              </w:rPr>
+              <w:t xml:space="preserve">Commitment</w:t>
+            </w:r>
+          </w:p>
+        </w:tc>
+        <w:tc>
+          <w:tcPr>
+            <w:tcW w:type="dxa" w:w="2400"/>
+            <w:shd w:fill="F2F2F2" w:val="clear"/>
+          </w:tcPr>
+          <w:p>
+            <w:r>
+              <w:rPr>
+                <w:b/>
+                <w:bCs/>
+                <w:sz w:val="18"/>
+                <w:szCs w:val="18"/>
+              </w:rPr>
+              <w:t xml:space="preserve">Specifics</w:t>
+            </w:r>
+          </w:p>
+        </w:tc>
+        <w:tc>
+          <w:tcPr>
+            <w:tcW w:type="dxa" w:w="900"/>
+            <w:shd w:fill="F2F2F2" w:val="clear"/>
+          </w:tcPr>
+          <w:p>
+            <w:r>
+              <w:rPr>
+                <w:b/>
+                <w:bCs/>
+                <w:sz w:val="18"/>
+                <w:szCs w:val="18"/>
+              </w:rPr>
+              <w:t xml:space="preserve">By when</w:t>
+            </w:r>
+          </w:p>
+        </w:tc>
+        <w:tc>
+          <w:tcPr>
+            <w:tcW w:type="dxa" w:w="1200"/>
+            <w:shd w:fill="F2F2F2" w:val="clear"/>
+          </w:tcPr>
+          <w:p>
+            <w:r>
+              <w:rPr>
+                <w:b/>
+                <w:bCs/>
+                <w:sz w:val="18"/>
+                <w:szCs w:val="18"/>
+              </w:rPr>
+              <w:t xml:space="preserve">Stage</w:t>
+            </w:r>
+          </w:p>
+        </w:tc>
+        <w:tc>
+          <w:tcPr>
+            <w:tcW w:type="dxa" w:w="800"/>
+            <w:shd w:fill="F2F2F2" w:val="clear"/>
+          </w:tcPr>
+          <w:p>
+            <w:r>
+              <w:rPr>
+                <w:b/>
+                <w:bCs/>
+                <w:sz w:val="18"/>
+                <w:szCs w:val="18"/>
+              </w:rPr>
+              <w:t xml:space="preserve">Thesis-critical</w:t>
+            </w:r>
+          </w:p>
+        </w:tc>
+      </w:tr>
+      <w:tr>
+        <w:tc>
+          <w:tcPr>
+            <w:tcW w:type="dxa" w:w="1100"/>
+          </w:tcPr>
+          <w:p>
+            <w:r>
+              <w:rPr>
+                <w:b w:val="false"/>
+                <w:bCs w:val="false"/>
+                <w:sz w:val="18"/>
+                <w:szCs w:val="18"/>
+              </w:rPr>
+              <w:t xml:space="preserve">new_business</w:t>
+            </w:r>
+          </w:p>
+        </w:tc>
+        <w:tc>
+          <w:tcPr>
+            <w:tcW w:type="dxa" w:w="2600"/>
+          </w:tcPr>
+          <w:p>
+            <w:r>
+              <w:rPr>
+                <w:b w:val="false"/>
+                <w:bCs w:val="false"/>
+                <w:sz w:val="18"/>
+                <w:szCs w:val="18"/>
+              </w:rPr>
+              <w:t xml:space="preserve">Biologics testing vertical via new CRAD facility</w:t>
+            </w:r>
+          </w:p>
+        </w:tc>
+        <w:tc>
+          <w:tcPr>
+            <w:tcW w:type="dxa" w:w="2400"/>
+          </w:tcPr>
+          <w:p>
+            <w:r>
+              <w:rPr>
+                <w:b w:val="false"/>
+                <w:bCs w:val="false"/>
+                <w:sz w:val="18"/>
+                <w:szCs w:val="18"/>
+              </w:rPr>
+              <w:t xml:space="preserve">facility operational Q1 FY27, first order booked; meaningful revenue not until FY29+</w:t>
+            </w:r>
+          </w:p>
+        </w:tc>
+        <w:tc>
+          <w:tcPr>
+            <w:tcW w:type="dxa" w:w="900"/>
+          </w:tcPr>
+          <w:p>
+            <w:r>
+              <w:rPr>
+                <w:b w:val="false"/>
+                <w:bCs w:val="false"/>
+                <w:sz w:val="18"/>
+                <w:szCs w:val="18"/>
+              </w:rPr>
+              <w:t xml:space="preserve">beyond</w:t>
+            </w:r>
+          </w:p>
+        </w:tc>
+        <w:tc>
+          <w:tcPr>
+            <w:tcW w:type="dxa" w:w="1200"/>
+          </w:tcPr>
+          <w:p>
+            <w:r>
+              <w:rPr>
+                <w:b w:val="false"/>
+                <w:bCs w:val="false"/>
+                <w:sz w:val="18"/>
+                <w:szCs w:val="18"/>
+              </w:rPr>
+              <w:t xml:space="preserve">commercial</w:t>
+            </w:r>
+          </w:p>
+        </w:tc>
+        <w:tc>
+          <w:tcPr>
+            <w:tcW w:type="dxa" w:w="800"/>
+          </w:tcPr>
+          <w:p>
+            <w:r>
+              <w:rPr>
+                <w:b w:val="false"/>
+                <w:bCs w:val="false"/>
+                <w:sz w:val="18"/>
+                <w:szCs w:val="18"/>
+              </w:rPr>
+              <w:t xml:space="preserve">yes</w:t>
+            </w:r>
+          </w:p>
+        </w:tc>
+      </w:tr>
+      <w:tr>
+        <w:tc>
+          <w:tcPr>
+            <w:tcW w:type="dxa" w:w="1100"/>
+          </w:tcPr>
+          <w:p>
+            <w:r>
+              <w:rPr>
+                <w:b w:val="false"/>
+                <w:bCs w:val="false"/>
+                <w:sz w:val="18"/>
+                <w:szCs w:val="18"/>
+              </w:rPr>
+              <w:t xml:space="preserve">growth</w:t>
+            </w:r>
+          </w:p>
+        </w:tc>
+        <w:tc>
+          <w:tcPr>
+            <w:tcW w:type="dxa" w:w="2600"/>
+          </w:tcPr>
+          <w:p>
+            <w:r>
+              <w:rPr>
+                <w:b w:val="false"/>
+                <w:bCs w:val="false"/>
+                <w:sz w:val="18"/>
+                <w:szCs w:val="18"/>
+              </w:rPr>
+              <w:t xml:space="preserve">~Rs 500 Cr FY27 revenue / 20-25% growth</w:t>
+            </w:r>
+          </w:p>
+        </w:tc>
+        <w:tc>
+          <w:tcPr>
+            <w:tcW w:type="dxa" w:w="2400"/>
+          </w:tcPr>
+          <w:p>
+            <w:r>
+              <w:rPr>
+                <w:b w:val="false"/>
+                <w:bCs w:val="false"/>
+                <w:sz w:val="18"/>
+                <w:szCs w:val="18"/>
+              </w:rPr>
+              <w:t xml:space="preserve">vs ~Rs 416 Cr FY26; driven by pharma-research demand + biologics launch + clinical-research recovery</w:t>
+            </w:r>
+          </w:p>
+        </w:tc>
+        <w:tc>
+          <w:tcPr>
+            <w:tcW w:type="dxa" w:w="900"/>
+          </w:tcPr>
+          <w:p>
+            <w:r>
+              <w:rPr>
+                <w:b w:val="false"/>
+                <w:bCs w:val="false"/>
+                <w:sz w:val="18"/>
+                <w:szCs w:val="18"/>
+              </w:rPr>
+              <w:t xml:space="preserve">FY27</w:t>
+            </w:r>
+          </w:p>
+        </w:tc>
+        <w:tc>
+          <w:tcPr>
+            <w:tcW w:type="dxa" w:w="1200"/>
+          </w:tcPr>
+          <w:p>
+            <w:r>
+              <w:rPr>
+                <w:b w:val="false"/>
+                <w:bCs w:val="false"/>
+                <w:sz w:val="18"/>
+                <w:szCs w:val="18"/>
+              </w:rPr>
+              <w:t xml:space="preserve">expectation</w:t>
+            </w:r>
+          </w:p>
+        </w:tc>
+        <w:tc>
+          <w:tcPr>
+            <w:tcW w:type="dxa" w:w="800"/>
+          </w:tcPr>
+          <w:p>
+            <w:r>
+              <w:rPr>
+                <w:b w:val="false"/>
+                <w:bCs w:val="false"/>
+                <w:sz w:val="18"/>
+                <w:szCs w:val="18"/>
+              </w:rPr>
+              <w:t xml:space="preserve">yes</w:t>
+            </w:r>
+          </w:p>
+        </w:tc>
+      </w:tr>
+      <w:tr>
+        <w:tc>
+          <w:tcPr>
+            <w:tcW w:type="dxa" w:w="1100"/>
+          </w:tcPr>
+          <w:p>
+            <w:r>
+              <w:rPr>
+                <w:b w:val="false"/>
+                <w:bCs w:val="false"/>
+                <w:sz w:val="18"/>
+                <w:szCs w:val="18"/>
+              </w:rPr>
+              <w:t xml:space="preserve">capacity</w:t>
+            </w:r>
+          </w:p>
+        </w:tc>
+        <w:tc>
+          <w:tcPr>
+            <w:tcW w:type="dxa" w:w="2600"/>
+          </w:tcPr>
+          <w:p>
+            <w:r>
+              <w:rPr>
+                <w:b w:val="false"/>
+                <w:bCs w:val="false"/>
+                <w:sz w:val="18"/>
+                <w:szCs w:val="18"/>
+              </w:rPr>
+              <w:t xml:space="preserve">200,000 sq ft Genome Valley base supports a 4-5 year growth runway</w:t>
+            </w:r>
+          </w:p>
+        </w:tc>
+        <w:tc>
+          <w:tcPr>
+            <w:tcW w:type="dxa" w:w="2400"/>
+          </w:tcPr>
+          <w:p>
+            <w:r>
+              <w:rPr>
+                <w:b w:val="false"/>
+                <w:bCs w:val="false"/>
+                <w:sz w:val="18"/>
+                <w:szCs w:val="18"/>
+              </w:rPr>
+              <w:t xml:space="preserve">FY27 capex Rs 80 Cr mostly routine; no major new infra needed near-term</w:t>
+            </w:r>
+          </w:p>
+        </w:tc>
+        <w:tc>
+          <w:tcPr>
+            <w:tcW w:type="dxa" w:w="900"/>
+          </w:tcPr>
+          <w:p>
+            <w:r>
+              <w:rPr>
+                <w:b w:val="false"/>
+                <w:bCs w:val="false"/>
+                <w:sz w:val="18"/>
+                <w:szCs w:val="18"/>
+              </w:rPr>
+              <w:t xml:space="preserve">beyond</w:t>
+            </w:r>
+          </w:p>
+        </w:tc>
+        <w:tc>
+          <w:tcPr>
+            <w:tcW w:type="dxa" w:w="1200"/>
+          </w:tcPr>
+          <w:p>
+            <w:r>
+              <w:rPr>
+                <w:b w:val="false"/>
+                <w:bCs w:val="false"/>
+                <w:sz w:val="18"/>
+                <w:szCs w:val="18"/>
+              </w:rPr>
+              <w:t xml:space="preserve">operational</w:t>
+            </w:r>
+          </w:p>
+        </w:tc>
+        <w:tc>
+          <w:tcPr>
+            <w:tcW w:type="dxa" w:w="800"/>
+          </w:tcPr>
+          <w:p>
+            <w:r>
+              <w:rPr>
+                <w:b w:val="false"/>
+                <w:bCs w:val="false"/>
+                <w:sz w:val="18"/>
+                <w:szCs w:val="18"/>
+              </w:rPr>
+              <w:t xml:space="preserve"/>
+            </w:r>
+          </w:p>
+        </w:tc>
+      </w:tr>
+      <w:tr>
+        <w:tc>
+          <w:tcPr>
+            <w:tcW w:type="dxa" w:w="1100"/>
+          </w:tcPr>
+          <w:p>
+            <w:r>
+              <w:rPr>
+                <w:b w:val="false"/>
+                <w:bCs w:val="false"/>
+                <w:sz w:val="18"/>
+                <w:szCs w:val="18"/>
+              </w:rPr>
+              <w:t xml:space="preserve">margin</w:t>
+            </w:r>
+          </w:p>
+        </w:tc>
+        <w:tc>
+          <w:tcPr>
+            <w:tcW w:type="dxa" w:w="2600"/>
+          </w:tcPr>
+          <w:p>
+            <w:r>
+              <w:rPr>
+                <w:b w:val="false"/>
+                <w:bCs w:val="false"/>
+                <w:sz w:val="18"/>
+                <w:szCs w:val="18"/>
+              </w:rPr>
+              <w:t xml:space="preserve">Margin stabilisation as revenue scales</w:t>
+            </w:r>
+          </w:p>
+        </w:tc>
+        <w:tc>
+          <w:tcPr>
+            <w:tcW w:type="dxa" w:w="2400"/>
+          </w:tcPr>
+          <w:p>
+            <w:r>
+              <w:rPr>
+                <w:b w:val="false"/>
+                <w:bCs w:val="false"/>
+                <w:sz w:val="18"/>
+                <w:szCs w:val="18"/>
+              </w:rPr>
+              <w:t xml:space="preserve">Q1 FY27 EBITDA margin 36.4% with sequential pressure</w:t>
+            </w:r>
+          </w:p>
+        </w:tc>
+        <w:tc>
+          <w:tcPr>
+            <w:tcW w:type="dxa" w:w="900"/>
+          </w:tcPr>
+          <w:p>
+            <w:r>
+              <w:rPr>
+                <w:b w:val="false"/>
+                <w:bCs w:val="false"/>
+                <w:sz w:val="18"/>
+                <w:szCs w:val="18"/>
+              </w:rPr>
+              <w:t xml:space="preserve">FY27</w:t>
+            </w:r>
+          </w:p>
+        </w:tc>
+        <w:tc>
+          <w:tcPr>
+            <w:tcW w:type="dxa" w:w="1200"/>
+          </w:tcPr>
+          <w:p>
+            <w:r>
+              <w:rPr>
+                <w:b w:val="false"/>
+                <w:bCs w:val="false"/>
+                <w:sz w:val="18"/>
+                <w:szCs w:val="18"/>
+              </w:rPr>
+              <w:t xml:space="preserve">expectation</w:t>
+            </w:r>
+          </w:p>
+        </w:tc>
+        <w:tc>
+          <w:tcPr>
+            <w:tcW w:type="dxa" w:w="800"/>
+          </w:tcPr>
+          <w:p>
+            <w:r>
+              <w:rPr>
+                <w:b w:val="false"/>
+                <w:bCs w:val="false"/>
+                <w:sz w:val="18"/>
+                <w:szCs w:val="18"/>
+              </w:rPr>
+              <w:t xml:space="preserve"/>
+            </w:r>
+          </w:p>
+        </w:tc>
+      </w:tr>
+    </w:tbl>
+    <w:p>
+      <w:pPr>
+        <w:spacing w:after="60" w:before="120"/>
+      </w:pPr>
+      <w:r>
+        <w:rPr>
+          <w:b/>
+          <w:bCs/>
+          <w:sz w:val="20"/>
+          <w:szCs w:val="20"/>
+        </w:rPr>
+        <w:t xml:space="preserve">Earnings chain: </w:t>
+      </w:r>
+      <w:r>
+        <w:rPr>
+          <w:b w:val="false"/>
+          <w:bCs w:val="false"/>
+          <w:sz w:val="20"/>
+          <w:szCs w:val="20"/>
+        </w:rPr>
+        <w:t xml:space="preserve">NDCT-driven clinical-research throughput + biologics + food/pharma testing demand</w:t>
+      </w:r>
+      <w:r>
+        <w:rPr>
+          <w:color w:val="666666"/>
+          <w:sz w:val="20"/>
+          <w:szCs w:val="20"/>
+        </w:rPr>
+        <w:t xml:space="preserve"> → </w:t>
+      </w:r>
+      <w:r>
+        <w:rPr>
+          <w:b w:val="false"/>
+          <w:bCs w:val="false"/>
+          <w:sz w:val="20"/>
+          <w:szCs w:val="20"/>
+        </w:rPr>
+        <w:t xml:space="preserve">capacity utilisation on the Genome Valley base</w:t>
+      </w:r>
+      <w:r>
+        <w:rPr>
+          <w:color w:val="666666"/>
+          <w:sz w:val="20"/>
+          <w:szCs w:val="20"/>
+        </w:rPr>
+        <w:t xml:space="preserve"> → </w:t>
+      </w:r>
+      <w:r>
+        <w:rPr>
+          <w:b w:val="false"/>
+          <w:bCs w:val="false"/>
+          <w:sz w:val="20"/>
+          <w:szCs w:val="20"/>
+        </w:rPr>
+        <w:t xml:space="preserve">revenue growth</w:t>
+      </w:r>
+      <w:r>
+        <w:rPr>
+          <w:color w:val="666666"/>
+          <w:sz w:val="20"/>
+          <w:szCs w:val="20"/>
+        </w:rPr>
+        <w:t xml:space="preserve"> → </w:t>
+      </w:r>
+      <w:r>
+        <w:rPr>
+          <w:b w:val="false"/>
+          <w:bCs w:val="false"/>
+          <w:sz w:val="20"/>
+          <w:szCs w:val="20"/>
+        </w:rPr>
+        <w:t xml:space="preserve">operating leverage</w:t>
+      </w:r>
+      <w:r>
+        <w:rPr>
+          <w:color w:val="666666"/>
+          <w:sz w:val="20"/>
+          <w:szCs w:val="20"/>
+        </w:rPr>
+        <w:t xml:space="preserve"> → </w:t>
+      </w:r>
+      <w:r>
+        <w:rPr>
+          <w:b w:val="false"/>
+          <w:bCs w:val="false"/>
+          <w:sz w:val="20"/>
+          <w:szCs w:val="20"/>
+        </w:rPr>
+        <w:t xml:space="preserve">EBITDA margin 35-37%</w:t>
+      </w:r>
+      <w:r>
+        <w:rPr>
+          <w:color w:val="666666"/>
+          <w:sz w:val="20"/>
+          <w:szCs w:val="20"/>
+        </w:rPr>
+        <w:t xml:space="preserve"> → </w:t>
+      </w:r>
+      <w:r>
+        <w:rPr>
+          <w:b w:val="false"/>
+          <w:bCs w:val="false"/>
+          <w:sz w:val="20"/>
+          <w:szCs w:val="20"/>
+        </w:rPr>
+        <w:t xml:space="preserve">PAT / FCF</w:t>
+      </w:r>
+    </w:p>
+    <w:p>
+      <w:pPr>
+        <w:spacing w:after="120"/>
+      </w:pPr>
+      <w:r>
+        <w:rPr>
+          <w:color w:val="666666"/>
+          <w:sz w:val="18"/>
+          <w:szCs w:val="18"/>
+        </w:rPr>
+        <w:t xml:space="preserve">Bottleneck link: clinical-research demand recovery + biologics ramp (the two levers behind the 20-25% target).</w:t>
+      </w:r>
+    </w:p>
+    <w:p>
+      <w:pPr>
+        <w:spacing w:after="120"/>
+      </w:pPr>
+      <w:r>
+        <w:rPr>
+          <w:color w:val="666666"/>
+          <w:sz w:val="18"/>
+          <w:szCs w:val="18"/>
+        </w:rPr>
+        <w:t xml:space="preserve">Operating leverage: yes - 35-37% EBITDA margin on a high-fixed-asset lab base; incremental volume drops through</w:t>
+      </w:r>
+    </w:p>
+    <w:p>
+      <w:pPr>
+        <w:spacing w:after="120"/>
+      </w:pPr>
+      <w:r>
+        <w:rPr>
+          <w:color w:val="666666"/>
+          <w:sz w:val="18"/>
+          <w:szCs w:val="18"/>
+        </w:rPr>
+        <w:t xml:space="preserve">Evidenced: capacity utilisation on the Genome Valley base; EBITDA margin 35-37%. Still assumed: NDCT-driven clinical-research throughput + biologics + food/pharma testing demand; revenue growth; operating leverage.</w:t>
+      </w:r>
+    </w:p>
+    <w:p>
+      <w:pPr>
+        <w:spacing w:after="120"/>
+      </w:pPr>
+      <w:r>
+        <w:rPr>
+          <w:b/>
+          <w:bCs/>
+          <w:sz w:val="20"/>
+          <w:szCs w:val="20"/>
+        </w:rPr>
+        <w:t xml:space="preserve">Market expectation vs. our path:</w:t>
+      </w:r>
+    </w:p>
+    <w:tbl>
+      <w:tblPr>
+        <w:tblW w:type="dxa" w:w="9000"/>
+        <w:tblBorders>
+          <w:top w:val="single" w:color="auto" w:sz="4"/>
+          <w:left w:val="single" w:color="auto" w:sz="4"/>
+          <w:bottom w:val="single" w:color="auto" w:sz="4"/>
+          <w:right w:val="single" w:color="auto" w:sz="4"/>
+          <w:insideH w:val="single" w:color="auto" w:sz="4"/>
+          <w:insideV w:val="single" w:color="auto" w:sz="4"/>
+        </w:tblBorders>
+      </w:tblPr>
+      <w:tblGrid>
+        <w:gridCol w:w="3200"/>
+        <w:gridCol w:w="5800"/>
+      </w:tblGrid>
+      <w:tr>
+        <w:tc>
+          <w:tcPr>
+            <w:tcW w:type="dxa" w:w="3200"/>
+            <w:shd w:fill="F2F2F2" w:val="clear"/>
+          </w:tcPr>
+          <w:p>
+            <w:r>
+              <w:rPr>
+                <w:b/>
+                <w:bCs/>
+              </w:rPr>
+              <w:t xml:space="preserve">As of</w:t>
+            </w:r>
+          </w:p>
+        </w:tc>
+        <w:tc>
+          <w:tcPr>
+            <w:tcW w:type="dxa" w:w="5800"/>
+          </w:tcPr>
+          <w:p>
+            <w:r>
+              <w:t xml:space="preserve">2026-09-08</w:t>
+            </w:r>
+          </w:p>
+        </w:tc>
+      </w:tr>
+      <w:tr>
+        <w:tc>
+          <w:tcPr>
+            <w:tcW w:type="dxa" w:w="3200"/>
+            <w:shd w:fill="F2F2F2" w:val="clear"/>
+          </w:tcPr>
+          <w:p>
+            <w:r>
+              <w:rPr>
+                <w:b/>
+                <w:bCs/>
+              </w:rPr>
+              <w:t xml:space="preserve">Price / multiple</w:t>
+            </w:r>
+          </w:p>
+        </w:tc>
+        <w:tc>
+          <w:tcPr>
+            <w:tcW w:type="dxa" w:w="5800"/>
+          </w:tcPr>
+          <w:p>
+            <w:r>
+              <w:t xml:space="preserve">36.3x P/E · 18.5x EV/EBITDA</w:t>
+            </w:r>
+          </w:p>
+        </w:tc>
+      </w:tr>
+      <w:tr>
+        <w:tc>
+          <w:tcPr>
+            <w:tcW w:type="dxa" w:w="3200"/>
+            <w:shd w:fill="F2F2F2" w:val="clear"/>
+          </w:tcPr>
+          <w:p>
+            <w:r>
+              <w:rPr>
+                <w:b/>
+                <w:bCs/>
+              </w:rPr>
+              <w:t xml:space="preserve">Right valuation lens</w:t>
+            </w:r>
+          </w:p>
+        </w:tc>
+        <w:tc>
+          <w:tcPr>
+            <w:tcW w:type="dxa" w:w="5800"/>
+          </w:tcPr>
+          <w:p>
+            <w:r>
+              <w:t xml:space="preserve">P/E</w:t>
+            </w:r>
+          </w:p>
+        </w:tc>
+      </w:tr>
+      <w:tr>
+        <w:tc>
+          <w:tcPr>
+            <w:tcW w:type="dxa" w:w="3200"/>
+            <w:shd w:fill="F2F2F2" w:val="clear"/>
+          </w:tcPr>
+          <w:p>
+            <w:r>
+              <w:rPr>
+                <w:b/>
+                <w:bCs/>
+              </w:rPr>
+              <w:t xml:space="preserve">Price implies</w:t>
+            </w:r>
+          </w:p>
+        </w:tc>
+        <w:tc>
+          <w:tcPr>
+            <w:tcW w:type="dxa" w:w="5800"/>
+          </w:tcPr>
+          <w:p>
+            <w:r>
+              <w:t xml:space="preserve">~25-30% EPS CAGR FY26-&gt;FY28 at a ~28-30x exit to justify 36x trailing - the multiple is pricing the NDCT tailwind + biologics ahead of the numbers; Q1 FY27's ~12-14% growth is well below that path</w:t>
+            </w:r>
+          </w:p>
+        </w:tc>
+      </w:tr>
+      <w:tr>
+        <w:tc>
+          <w:tcPr>
+            <w:tcW w:type="dxa" w:w="3200"/>
+            <w:shd w:fill="F2F2F2" w:val="clear"/>
+          </w:tcPr>
+          <w:p>
+            <w:r>
+              <w:rPr>
+                <w:b/>
+                <w:bCs/>
+              </w:rPr>
+              <w:t xml:space="preserve">Our FY27</w:t>
+            </w:r>
+          </w:p>
+        </w:tc>
+        <w:tc>
+          <w:tcPr>
+            <w:tcW w:type="dxa" w:w="5800"/>
+          </w:tcPr>
+          <w:p>
+            <w:r>
+              <w:t xml:space="preserve">revenue +14-18% (~Rs 475-490 Cr, below management's ~Rs 500 Cr / 20-25%); PAT +12-16%; EBITDA margin ~35-36%</w:t>
+            </w:r>
+          </w:p>
+        </w:tc>
+      </w:tr>
+      <w:tr>
+        <w:tc>
+          <w:tcPr>
+            <w:tcW w:type="dxa" w:w="3200"/>
+            <w:shd w:fill="F2F2F2" w:val="clear"/>
+          </w:tcPr>
+          <w:p>
+            <w:r>
+              <w:rPr>
+                <w:b/>
+                <w:bCs/>
+              </w:rPr>
+              <w:t xml:space="preserve">Our FY28</w:t>
+            </w:r>
+          </w:p>
+        </w:tc>
+        <w:tc>
+          <w:tcPr>
+            <w:tcW w:type="dxa" w:w="5800"/>
+          </w:tcPr>
+          <w:p>
+            <w:r>
+              <w:t xml:space="preserve">growth reaccelerating toward ~18-20% if clinical research fully recovers and NDCT throughput compounds; biologics still pre-material</w:t>
+            </w:r>
+          </w:p>
+        </w:tc>
+      </w:tr>
+      <w:tr>
+        <w:tc>
+          <w:tcPr>
+            <w:tcW w:type="dxa" w:w="3200"/>
+            <w:shd w:fill="F2F2F2" w:val="clear"/>
+          </w:tcPr>
+          <w:p>
+            <w:r>
+              <w:rPr>
+                <w:b/>
+                <w:bCs/>
+              </w:rPr>
+              <w:t xml:space="preserve">Gap direction</w:t>
+            </w:r>
+          </w:p>
+        </w:tc>
+        <w:tc>
+          <w:tcPr>
+            <w:tcW w:type="dxa" w:w="5800"/>
+          </w:tcPr>
+          <w:p>
+            <w:r>
+              <w:t xml:space="preserve">over-optimistic</w:t>
+            </w:r>
+          </w:p>
+        </w:tc>
+      </w:tr>
+      <w:tr>
+        <w:tc>
+          <w:tcPr>
+            <w:tcW w:type="dxa" w:w="3200"/>
+            <w:shd w:fill="F2F2F2" w:val="clear"/>
+          </w:tcPr>
+          <w:p>
+            <w:r>
+              <w:rPr>
+                <w:b/>
+                <w:bCs/>
+              </w:rPr>
+              <w:t xml:space="preserve">Gap type</w:t>
+            </w:r>
+          </w:p>
+        </w:tc>
+        <w:tc>
+          <w:tcPr>
+            <w:tcW w:type="dxa" w:w="5800"/>
+          </w:tcPr>
+          <w:p>
+            <w:r>
+              <w:t xml:space="preserve">timing</w:t>
+            </w:r>
+          </w:p>
+        </w:tc>
+      </w:tr>
+      <w:tr>
+        <w:tc>
+          <w:tcPr>
+            <w:tcW w:type="dxa" w:w="3200"/>
+            <w:shd w:fill="F2F2F2" w:val="clear"/>
+          </w:tcPr>
+          <w:p>
+            <w:r>
+              <w:rPr>
+                <w:b/>
+                <w:bCs/>
+              </w:rPr>
+              <w:t xml:space="preserve">Gap magnitude</w:t>
+            </w:r>
+          </w:p>
+        </w:tc>
+        <w:tc>
+          <w:tcPr>
+            <w:tcW w:type="dxa" w:w="5800"/>
+          </w:tcPr>
+          <w:p>
+            <w:r>
+              <w:t xml:space="preserve">-15% (our FY28 PAT vs implied)</w:t>
+            </w:r>
+          </w:p>
+        </w:tc>
+      </w:tr>
+      <w:tr>
+        <w:tc>
+          <w:tcPr>
+            <w:tcW w:type="dxa" w:w="3200"/>
+            <w:shd w:fill="F2F2F2" w:val="clear"/>
+          </w:tcPr>
+          <w:p>
+            <w:r>
+              <w:rPr>
+                <w:b/>
+                <w:bCs/>
+              </w:rPr>
+              <w:t xml:space="preserve">Gap basis</w:t>
+            </w:r>
+          </w:p>
+        </w:tc>
+        <w:tc>
+          <w:tcPr>
+            <w:tcW w:type="dxa" w:w="5800"/>
+          </w:tcPr>
+          <w:p>
+            <w:r>
+              <w:t xml:space="preserve">~36x trailing / ~18-19x EV-EBITDA prices a ~25-30% earnings CAGR; our FY27-28 path is mid-to-high-teens as Q1 FY27 growth (~12-14%) is running below management's 20-25% target and biologics revenue is FY29+. The NDCT tailwind is real but not yet visible in results.</w:t>
+            </w:r>
+          </w:p>
+        </w:tc>
+      </w:tr>
+      <w:tr>
+        <w:tc>
+          <w:tcPr>
+            <w:tcW w:type="dxa" w:w="3200"/>
+            <w:shd w:fill="F2F2F2" w:val="clear"/>
+          </w:tcPr>
+          <w:p>
+            <w:r>
+              <w:rPr>
+                <w:b/>
+                <w:bCs/>
+              </w:rPr>
+              <w:t xml:space="preserve">Evidence quality</w:t>
+            </w:r>
+          </w:p>
+        </w:tc>
+        <w:tc>
+          <w:tcPr>
+            <w:tcW w:type="dxa" w:w="5800"/>
+          </w:tcPr>
+          <w:p>
+            <w:r>
+              <w:t xml:space="preserve">moderate</w:t>
+            </w:r>
+          </w:p>
+        </w:tc>
+      </w:tr>
+    </w:tbl>
+    <w:p>
+      <w:pPr>
+        <w:spacing w:after="120"/>
+      </w:pPr>
+      <w:r>
+        <w:rPr>
+          <w:i/>
+          <w:iCs/>
+          <w:color w:val="666666"/>
+          <w:sz w:val="16"/>
+          <w:szCs w:val="16"/>
+        </w:rPr>
+        <w:t xml:space="preserve">no broker consensus; implied path is a reverse-P/E estimate + screener.in forward figures + VP thread view</w:t>
+      </w:r>
+    </w:p>
+    <w:p>
+      <w:pPr>
+        <w:spacing w:after="120" w:before="120"/>
+      </w:pPr>
+      <w:r>
+        <w:rPr>
+          <w:b/>
+          <w:bCs/>
+          <w:sz w:val="20"/>
+          <w:szCs w:val="20"/>
+        </w:rPr>
+        <w:t xml:space="preserve">Catalyst: </w:t>
+      </w:r>
+      <w:r>
+        <w:rPr>
+          <w:sz w:val="20"/>
+          <w:szCs w:val="20"/>
+        </w:rPr>
+        <w:t xml:space="preserve">A FY27 quarter showing clinical-research revenue growth reaccelerating toward the 20-25% target (NDCT throughput visible in the numbers)</w:t>
+      </w:r>
+      <w:r>
+        <w:rPr>
+          <w:color w:val="666666"/>
+          <w:sz w:val="18"/>
+          <w:szCs w:val="18"/>
+        </w:rPr>
+        <w:t xml:space="preserve"> (window ~9M from 2026-09-08; undated; evidence med; pending)</w:t>
+      </w:r>
+    </w:p>
+    <w:p>
+      <w:pPr>
+        <w:pStyle w:val="Heading1"/>
+        <w:spacing w:after="120" w:before="280"/>
+      </w:pPr>
+      <w:r>
+        <w:t xml:space="preserve">Ishmohit-Lens Checks (value chain · earnings quality · growth trajectory · management · quality metrics · track record · global-signal check)</w:t>
+      </w:r>
+    </w:p>
+    <w:p>
+      <w:pPr>
+        <w:spacing w:after="120"/>
+      </w:pPr>
+      <w:r>
+        <w:rPr>
+          <w:i/>
+          <w:iCs/>
+          <w:color w:val="666666"/>
+          <w:sz w:val="18"/>
+          <w:szCs w:val="18"/>
+        </w:rPr>
+        <w:t xml:space="preserve">Extra checks drawn from @ishmohit1 / SOIC methodology (playbook/ishmohit-soic-style.md): where the company sits in its value chain and what the supply side is doing, whether a margin/PAT inflection is structural or a cyclical peak, the rate-of-change of growth vs. what the multiple demands, and management quality as a positive attribute.</w:t>
+      </w:r>
+    </w:p>
+    <w:p>
+      <w:pPr>
+        <w:spacing w:after="120"/>
+      </w:pPr>
+      <w:r>
+        <w:rPr>
+          <w:b/>
+          <w:bCs/>
+          <w:sz w:val="20"/>
+          <w:szCs w:val="20"/>
+        </w:rPr>
+        <w:t xml:space="preserve">Value chain &amp; supply side:</w:t>
+      </w:r>
+    </w:p>
+    <w:tbl>
+      <w:tblPr>
+        <w:tblW w:type="dxa" w:w="9000"/>
+        <w:tblBorders>
+          <w:top w:val="single" w:color="auto" w:sz="4"/>
+          <w:left w:val="single" w:color="auto" w:sz="4"/>
+          <w:bottom w:val="single" w:color="auto" w:sz="4"/>
+          <w:right w:val="single" w:color="auto" w:sz="4"/>
+          <w:insideH w:val="single" w:color="auto" w:sz="4"/>
+          <w:insideV w:val="single" w:color="auto" w:sz="4"/>
+        </w:tblBorders>
+      </w:tblPr>
+      <w:tblGrid>
+        <w:gridCol w:w="3200"/>
+        <w:gridCol w:w="5800"/>
+      </w:tblGrid>
+      <w:tr>
+        <w:tc>
+          <w:tcPr>
+            <w:tcW w:type="dxa" w:w="3200"/>
+            <w:shd w:fill="F2F2F2" w:val="clear"/>
+          </w:tcPr>
+          <w:p>
+            <w:r>
+              <w:rPr>
+                <w:b/>
+                <w:bCs/>
+              </w:rPr>
+              <w:t xml:space="preserve">Theme</w:t>
+            </w:r>
+          </w:p>
+        </w:tc>
+        <w:tc>
+          <w:tcPr>
+            <w:tcW w:type="dxa" w:w="5800"/>
+          </w:tcPr>
+          <w:p>
+            <w:r>
+              <w:t xml:space="preserve">contract research &amp; analytical testing (CRO) - pharma, clinical, food/water/environment, biopharma, now biologics</w:t>
+            </w:r>
+          </w:p>
+        </w:tc>
+      </w:tr>
+      <w:tr>
+        <w:tc>
+          <w:tcPr>
+            <w:tcW w:type="dxa" w:w="3200"/>
+            <w:shd w:fill="F2F2F2" w:val="clear"/>
+          </w:tcPr>
+          <w:p>
+            <w:r>
+              <w:rPr>
+                <w:b/>
+                <w:bCs/>
+              </w:rPr>
+              <w:t xml:space="preserve">This company's position</w:t>
+            </w:r>
+          </w:p>
+        </w:tc>
+        <w:tc>
+          <w:tcPr>
+            <w:tcW w:type="dxa" w:w="5800"/>
+          </w:tcPr>
+          <w:p>
+            <w:r>
+              <w:t xml:space="preserve">mid-size Indian CRO with USFDA/WHO/NABL-accredited labs; integrated clinical + bioanalytical + preclinical + food/environment testing; adding biologics (CRAD facility)</w:t>
+            </w:r>
+          </w:p>
+        </w:tc>
+      </w:tr>
+      <w:tr>
+        <w:tc>
+          <w:tcPr>
+            <w:tcW w:type="dxa" w:w="3200"/>
+            <w:shd w:fill="F2F2F2" w:val="clear"/>
+          </w:tcPr>
+          <w:p>
+            <w:r>
+              <w:rPr>
+                <w:b/>
+                <w:bCs/>
+              </w:rPr>
+              <w:t xml:space="preserve">Bottleneck node (pricing power)</w:t>
+            </w:r>
+          </w:p>
+        </w:tc>
+        <w:tc>
+          <w:tcPr>
+            <w:tcW w:type="dxa" w:w="5800"/>
+          </w:tcPr>
+          <w:p>
+            <w:r>
+              <w:t xml:space="preserve">regulatory accreditation + lab capacity + skilled scientists</w:t>
+            </w:r>
+          </w:p>
+        </w:tc>
+      </w:tr>
+      <w:tr>
+        <w:tc>
+          <w:tcPr>
+            <w:tcW w:type="dxa" w:w="3200"/>
+            <w:shd w:fill="F2F2F2" w:val="clear"/>
+          </w:tcPr>
+          <w:p>
+            <w:r>
+              <w:rPr>
+                <w:b/>
+                <w:bCs/>
+              </w:rPr>
+              <w:t xml:space="preserve">Supply-side status</w:t>
+            </w:r>
+          </w:p>
+        </w:tc>
+        <w:tc>
+          <w:tcPr>
+            <w:tcW w:type="dxa" w:w="5800"/>
+          </w:tcPr>
+          <w:p>
+            <w:r>
+              <w:t xml:space="preserve">balanced</w:t>
+            </w:r>
+          </w:p>
+        </w:tc>
+      </w:tr>
+      <w:tr>
+        <w:tc>
+          <w:tcPr>
+            <w:tcW w:type="dxa" w:w="3200"/>
+            <w:shd w:fill="F2F2F2" w:val="clear"/>
+          </w:tcPr>
+          <w:p>
+            <w:r>
+              <w:rPr>
+                <w:b/>
+                <w:bCs/>
+              </w:rPr>
+              <w:t xml:space="preserve">Adjacent-node peers</w:t>
+            </w:r>
+          </w:p>
+        </w:tc>
+        <w:tc>
+          <w:tcPr>
+            <w:tcW w:type="dxa" w:w="5800"/>
+          </w:tcPr>
+          <w:p>
+            <w:r>
+              <w:t xml:space="preserve">Syngene International, Sai Life Sciences, Veeda Clinical Research, Eurofins / TUV (testing)</w:t>
+            </w:r>
+          </w:p>
+        </w:tc>
+      </w:tr>
+    </w:tbl>
+    <w:p>
+      <w:pPr>
+        <w:spacing w:after="120"/>
+      </w:pPr>
+      <w:r>
+        <w:rPr>
+          <w:color w:val="666666"/>
+          <w:sz w:val="18"/>
+          <w:szCs w:val="18"/>
+        </w:rPr>
+        <w:t xml:space="preserve">Accreditation + a 40-year track record are the entry barrier; the NDCT approval-timeline halving lifts clinical-research throughput. The mid-2000s Ranbaxy data-integrity episode is old/disclosed but is the reason at least one trusted investor passed. Capital cycle balanced - Indian CRO capacity roughly tracks rising trial/testing demand.</w:t>
+      </w:r>
+    </w:p>
+    <w:p>
+      <w:pPr>
+        <w:spacing w:after="60" w:before="120"/>
+      </w:pPr>
+      <w:r>
+        <w:rPr>
+          <w:b/>
+          <w:bCs/>
+          <w:sz w:val="20"/>
+          <w:szCs w:val="20"/>
+        </w:rPr>
+        <w:t xml:space="preserve">Earnings quality: </w:t>
+      </w:r>
+      <w:r>
+        <w:rPr>
+          <w:sz w:val="20"/>
+          <w:szCs w:val="20"/>
+        </w:rPr>
+        <w:t xml:space="preserve">margin driver structural</w:t>
+      </w:r>
+      <w:r>
+        <w:rPr>
+          <w:b/>
+          <w:bCs/>
+          <w:color w:val="A32020"/>
+          <w:sz w:val="20"/>
+          <w:szCs w:val="20"/>
+        </w:rPr>
+        <w:t xml:space="preserve"/>
+      </w:r>
+    </w:p>
+    <w:p>
+      <w:pPr>
+        <w:spacing w:after="120"/>
+      </w:pPr>
+      <w:r>
+        <w:rPr>
+          <w:color w:val="666666"/>
+          <w:sz w:val="18"/>
+          <w:szCs w:val="18"/>
+        </w:rPr>
+        <w:t xml:space="preserve">Drivers: regulated-testing pricing power; operating leverage on the Genome Valley lab base; mix toward higher-value bioanalytical / biologics work.</w:t>
+      </w:r>
+    </w:p>
+    <w:p>
+      <w:pPr>
+        <w:spacing w:after="120"/>
+      </w:pPr>
+      <w:r>
+        <w:rPr>
+          <w:color w:val="666666"/>
+          <w:sz w:val="18"/>
+          <w:szCs w:val="18"/>
+        </w:rPr>
+        <w:t xml:space="preserve">EBITDA margin 35-37% is a multi-year structural level for regulated CRO/testing; the slight Q1 FY27 sequential dip is cost timing, and management expects stabilisation as revenue scales - not a cyclical peak.</w:t>
+      </w:r>
+    </w:p>
+    <w:p>
+      <w:pPr>
+        <w:spacing w:after="60" w:before="120"/>
+      </w:pPr>
+      <w:r>
+        <w:rPr>
+          <w:b/>
+          <w:bCs/>
+          <w:sz w:val="20"/>
+          <w:szCs w:val="20"/>
+        </w:rPr>
+        <w:t xml:space="preserve">Growth trajectory: </w:t>
+      </w:r>
+      <w:r>
+        <w:rPr>
+          <w:b/>
+          <w:bCs/>
+          <w:color w:val="A32020"/>
+          <w:sz w:val="20"/>
+          <w:szCs w:val="20"/>
+        </w:rPr>
+        <w:t xml:space="preserve">YoY growth rate is decelerating</w:t>
+      </w:r>
+    </w:p>
+    <w:p>
+      <w:pPr>
+        <w:spacing w:after="120"/>
+      </w:pPr>
+      <w:r>
+        <w:rPr>
+          <w:color w:val="666666"/>
+          <w:sz w:val="18"/>
+          <w:szCs w:val="18"/>
+        </w:rPr>
+        <w:t xml:space="preserve">Revenue YoY: FY26 full-year +19.5%; Q1 FY27 revenue +11.85% (total income +13.7%). Clinical research was under pressure in FY26 and is 'showing early signs of recovery'. Management targets ~Rs 500 Cr FY27 revenue (20-25% growth) - the Q1 run-rate is tracking below that.</w:t>
+      </w:r>
+    </w:p>
+    <w:p>
+      <w:pPr>
+        <w:spacing w:after="120"/>
+      </w:pPr>
+      <w:r>
+        <w:rPr>
+          <w:color w:val="666666"/>
+          <w:sz w:val="18"/>
+          <w:szCs w:val="18"/>
+        </w:rPr>
+        <w:t xml:space="preserve">Reverse P/E: 36x trailing needs a ~25-30% EPS CAGR at a ~28-30x exit to be fair; Q1 FY27's ~12-14% growth is well short, so the multiple is pricing the NDCT tailwind + biologics before they show in numbers.</w:t>
+      </w:r>
+    </w:p>
+    <w:p>
+      <w:pPr>
+        <w:spacing w:after="120"/>
+      </w:pPr>
+      <w:r>
+        <w:rPr>
+          <w:b/>
+          <w:bCs/>
+          <w:sz w:val="20"/>
+          <w:szCs w:val="20"/>
+        </w:rPr>
+        <w:t xml:space="preserve">Management quality (TVGP's "P"):</w:t>
+      </w:r>
+    </w:p>
+    <w:tbl>
+      <w:tblPr>
+        <w:tblW w:type="dxa" w:w="9000"/>
+        <w:tblBorders>
+          <w:top w:val="single" w:color="auto" w:sz="4"/>
+          <w:left w:val="single" w:color="auto" w:sz="4"/>
+          <w:bottom w:val="single" w:color="auto" w:sz="4"/>
+          <w:right w:val="single" w:color="auto" w:sz="4"/>
+          <w:insideH w:val="single" w:color="auto" w:sz="4"/>
+          <w:insideV w:val="single" w:color="auto" w:sz="4"/>
+        </w:tblBorders>
+      </w:tblPr>
+      <w:tblGrid>
+        <w:gridCol w:w="3200"/>
+        <w:gridCol w:w="5800"/>
+      </w:tblGrid>
+      <w:tr>
+        <w:tc>
+          <w:tcPr>
+            <w:tcW w:type="dxa" w:w="3200"/>
+            <w:shd w:fill="F2F2F2" w:val="clear"/>
+          </w:tcPr>
+          <w:p>
+            <w:r>
+              <w:rPr>
+                <w:b/>
+                <w:bCs/>
+              </w:rPr>
+              <w:t xml:space="preserve">Assessment</w:t>
+            </w:r>
+          </w:p>
+        </w:tc>
+        <w:tc>
+          <w:tcPr>
+            <w:tcW w:type="dxa" w:w="5800"/>
+          </w:tcPr>
+          <w:p>
+            <w:r>
+              <w:t xml:space="preserve">positive</w:t>
+            </w:r>
+          </w:p>
+        </w:tc>
+      </w:tr>
+      <w:tr>
+        <w:tc>
+          <w:tcPr>
+            <w:tcW w:type="dxa" w:w="3200"/>
+            <w:shd w:fill="F2F2F2" w:val="clear"/>
+          </w:tcPr>
+          <w:p>
+            <w:r>
+              <w:rPr>
+                <w:b/>
+                <w:bCs/>
+              </w:rPr>
+              <w:t xml:space="preserve">Capital allocation</w:t>
+            </w:r>
+          </w:p>
+        </w:tc>
+        <w:tc>
+          <w:tcPr>
+            <w:tcW w:type="dxa" w:w="5800"/>
+          </w:tcPr>
+          <w:p>
+            <w:r>
+              <w:t xml:space="preserve">Self-funded growth - debt-free (D/E 0.01), FY27 capex Rs 80 Cr (Rs 10 Cr biologics + Rs 70 Cr routine) from internal accruals; ROCE sustained at ~24% through the investment. Consistent Rs 2/share dividend, no unrelated diversification. (disciplined)</w:t>
+            </w:r>
+          </w:p>
+        </w:tc>
+      </w:tr>
+      <w:tr>
+        <w:tc>
+          <w:tcPr>
+            <w:tcW w:type="dxa" w:w="3200"/>
+            <w:shd w:fill="F2F2F2" w:val="clear"/>
+          </w:tcPr>
+          <w:p>
+            <w:r>
+              <w:rPr>
+                <w:b/>
+                <w:bCs/>
+              </w:rPr>
+              <w:t xml:space="preserve">Related-party trend</w:t>
+            </w:r>
+          </w:p>
+        </w:tc>
+        <w:tc>
+          <w:tcPr>
+            <w:tcW w:type="dxa" w:w="5800"/>
+          </w:tcPr>
+          <w:p>
+            <w:r>
+              <w:t xml:space="preserve">unclear</w:t>
+            </w:r>
+          </w:p>
+        </w:tc>
+      </w:tr>
+      <w:tr>
+        <w:tc>
+          <w:tcPr>
+            <w:tcW w:type="dxa" w:w="3200"/>
+            <w:shd w:fill="F2F2F2" w:val="clear"/>
+          </w:tcPr>
+          <w:p>
+            <w:r>
+              <w:rPr>
+                <w:b/>
+                <w:bCs/>
+              </w:rPr>
+              <w:t xml:space="preserve">Guidance credibility</w:t>
+            </w:r>
+          </w:p>
+        </w:tc>
+        <w:tc>
+          <w:tcPr>
+            <w:tcW w:type="dxa" w:w="5800"/>
+          </w:tcPr>
+          <w:p>
+            <w:r>
+              <w:t xml:space="preserve">mixed</w:t>
+            </w:r>
+          </w:p>
+        </w:tc>
+      </w:tr>
+      <w:tr>
+        <w:tc>
+          <w:tcPr>
+            <w:tcW w:type="dxa" w:w="3200"/>
+            <w:shd w:fill="F2F2F2" w:val="clear"/>
+          </w:tcPr>
+          <w:p>
+            <w:r>
+              <w:rPr>
+                <w:b/>
+                <w:bCs/>
+              </w:rPr>
+              <w:t xml:space="preserve">Shareholder returns</w:t>
+            </w:r>
+          </w:p>
+        </w:tc>
+        <w:tc>
+          <w:tcPr>
+            <w:tcW w:type="dxa" w:w="5800"/>
+          </w:tcPr>
+          <w:p>
+            <w:r>
+              <w:t xml:space="preserve">consistent</w:t>
+            </w:r>
+          </w:p>
+        </w:tc>
+      </w:tr>
+      <w:tr>
+        <w:tc>
+          <w:tcPr>
+            <w:tcW w:type="dxa" w:w="3200"/>
+            <w:shd w:fill="F2F2F2" w:val="clear"/>
+          </w:tcPr>
+          <w:p>
+            <w:r>
+              <w:rPr>
+                <w:b/>
+                <w:bCs/>
+              </w:rPr>
+              <w:t xml:space="preserve">Capability ladder / VAP</w:t>
+            </w:r>
+          </w:p>
+        </w:tc>
+        <w:tc>
+          <w:tcPr>
+            <w:tcW w:type="dxa" w:w="5800"/>
+          </w:tcPr>
+          <w:p>
+            <w:r>
+              <w:t xml:space="preserve">Moving up the value curve into biologics testing (CRAD facility, first order Q1 FY27) and higher-value bioanalytical work from a base in routine food/environment testing.</w:t>
+            </w:r>
+          </w:p>
+        </w:tc>
+      </w:tr>
+    </w:tbl>
+    <w:p>
+      <w:pPr>
+        <w:spacing w:after="120"/>
+      </w:pPr>
+      <w:r>
+        <w:rPr>
+          <w:b/>
+          <w:bCs/>
+          <w:sz w:val="20"/>
+          <w:szCs w:val="20"/>
+        </w:rPr>
+        <w:t xml:space="preserve">Quality metrics (ROCE · debt · FCF · margin · capex):</w:t>
+      </w:r>
+    </w:p>
+    <w:tbl>
+      <w:tblPr>
+        <w:tblW w:type="dxa" w:w="9000"/>
+        <w:tblBorders>
+          <w:top w:val="single" w:color="auto" w:sz="4"/>
+          <w:left w:val="single" w:color="auto" w:sz="4"/>
+          <w:bottom w:val="single" w:color="auto" w:sz="4"/>
+          <w:right w:val="single" w:color="auto" w:sz="4"/>
+          <w:insideH w:val="single" w:color="auto" w:sz="4"/>
+          <w:insideV w:val="single" w:color="auto" w:sz="4"/>
+        </w:tblBorders>
+      </w:tblPr>
+      <w:tblGrid>
+        <w:gridCol w:w="3200"/>
+        <w:gridCol w:w="5800"/>
+      </w:tblGrid>
+      <w:tr>
+        <w:tc>
+          <w:tcPr>
+            <w:tcW w:type="dxa" w:w="3200"/>
+            <w:shd w:fill="F2F2F2" w:val="clear"/>
+          </w:tcPr>
+          <w:p>
+            <w:r>
+              <w:rPr>
+                <w:b/>
+                <w:bCs/>
+              </w:rPr>
+              <w:t xml:space="preserve">Assessment</w:t>
+            </w:r>
+          </w:p>
+        </w:tc>
+        <w:tc>
+          <w:tcPr>
+            <w:tcW w:type="dxa" w:w="5800"/>
+          </w:tcPr>
+          <w:p>
+            <w:r>
+              <w:t xml:space="preserve">positive</w:t>
+            </w:r>
+          </w:p>
+        </w:tc>
+      </w:tr>
+      <w:tr>
+        <w:tc>
+          <w:tcPr>
+            <w:tcW w:type="dxa" w:w="3200"/>
+            <w:shd w:fill="F2F2F2" w:val="clear"/>
+          </w:tcPr>
+          <w:p>
+            <w:r>
+              <w:rPr>
+                <w:b/>
+                <w:bCs/>
+              </w:rPr>
+              <w:t xml:space="preserve">ROCE</w:t>
+            </w:r>
+          </w:p>
+        </w:tc>
+        <w:tc>
+          <w:tcPr>
+            <w:tcW w:type="dxa" w:w="5800"/>
+          </w:tcPr>
+          <w:p>
+            <w:r>
+              <w:t xml:space="preserve">24.24% (stable)</w:t>
+            </w:r>
+          </w:p>
+        </w:tc>
+      </w:tr>
+      <w:tr>
+        <w:tc>
+          <w:tcPr>
+            <w:tcW w:type="dxa" w:w="3200"/>
+            <w:shd w:fill="F2F2F2" w:val="clear"/>
+          </w:tcPr>
+          <w:p>
+            <w:r>
+              <w:rPr>
+                <w:b/>
+                <w:bCs/>
+              </w:rPr>
+              <w:t xml:space="preserve">Leverage</w:t>
+            </w:r>
+          </w:p>
+        </w:tc>
+        <w:tc>
+          <w:tcPr>
+            <w:tcW w:type="dxa" w:w="5800"/>
+          </w:tcPr>
+          <w:p>
+            <w:r>
+              <w:t xml:space="preserve">Net debt/EBITDA -0.3x</w:t>
+            </w:r>
+          </w:p>
+        </w:tc>
+      </w:tr>
+      <w:tr>
+        <w:tc>
+          <w:tcPr>
+            <w:tcW w:type="dxa" w:w="3200"/>
+            <w:shd w:fill="F2F2F2" w:val="clear"/>
+          </w:tcPr>
+          <w:p>
+            <w:r>
+              <w:rPr>
+                <w:b/>
+                <w:bCs/>
+              </w:rPr>
+              <w:t xml:space="preserve">FCF conversion</w:t>
+            </w:r>
+          </w:p>
+        </w:tc>
+        <w:tc>
+          <w:tcPr>
+            <w:tcW w:type="dxa" w:w="5800"/>
+          </w:tcPr>
+          <w:p>
+            <w:r>
+              <w:t xml:space="preserve">35%</w:t>
+            </w:r>
+          </w:p>
+        </w:tc>
+      </w:tr>
+      <w:tr>
+        <w:tc>
+          <w:tcPr>
+            <w:tcW w:type="dxa" w:w="3200"/>
+            <w:shd w:fill="F2F2F2" w:val="clear"/>
+          </w:tcPr>
+          <w:p>
+            <w:r>
+              <w:rPr>
+                <w:b/>
+                <w:bCs/>
+              </w:rPr>
+              <w:t xml:space="preserve">Margin trend</w:t>
+            </w:r>
+          </w:p>
+        </w:tc>
+        <w:tc>
+          <w:tcPr>
+            <w:tcW w:type="dxa" w:w="5800"/>
+          </w:tcPr>
+          <w:p>
+            <w:r>
+              <w:t xml:space="preserve">stable</w:t>
+            </w:r>
+          </w:p>
+        </w:tc>
+      </w:tr>
+      <w:tr>
+        <w:tc>
+          <w:tcPr>
+            <w:tcW w:type="dxa" w:w="3200"/>
+            <w:shd w:fill="F2F2F2" w:val="clear"/>
+          </w:tcPr>
+          <w:p>
+            <w:r>
+              <w:rPr>
+                <w:b/>
+                <w:bCs/>
+              </w:rPr>
+              <w:t xml:space="preserve">Capex efficiency</w:t>
+            </w:r>
+          </w:p>
+        </w:tc>
+        <w:tc>
+          <w:tcPr>
+            <w:tcW w:type="dxa" w:w="5800"/>
+          </w:tcPr>
+          <w:p>
+            <w:r>
+              <w:t xml:space="preserve">productive</w:t>
+            </w:r>
+          </w:p>
+        </w:tc>
+      </w:tr>
+    </w:tbl>
+    <w:p>
+      <w:pPr>
+        <w:spacing w:after="60" w:before="120"/>
+      </w:pPr>
+      <w:r>
+        <w:rPr>
+          <w:b/>
+          <w:bCs/>
+          <w:sz w:val="20"/>
+          <w:szCs w:val="20"/>
+        </w:rPr>
+        <w:t xml:space="preserve">Track record (Coffee Can persistence check): </w:t>
+      </w:r>
+      <w:r>
+        <w:rPr>
+          <w:sz w:val="20"/>
+          <w:szCs w:val="20"/>
+        </w:rPr>
+        <w:t xml:space="preserve">cleared revenue growth ≥10% AND ROCE ≥15% in 3 of the last 3 years (consistency_score 100)</w:t>
+      </w:r>
+    </w:p>
+    <w:p>
+      <w:pPr>
+        <w:spacing w:after="120"/>
+      </w:pPr>
+      <w:r>
+        <w:rPr>
+          <w:color w:val="666666"/>
+          <w:sz w:val="18"/>
+          <w:szCs w:val="18"/>
+        </w:rPr>
+        <w:t xml:space="preserve">FY24-FY26 each cleared BOTH revenue growth &gt;=10% and ROCE &gt;=15% - FY26 was +19.5% revenue / 24.24% ROCE, and FY24-FY25 ran ~20% revenue growth with ROCE in the low-to-mid 20s (aggregate support: 5-yr profit CAGR ~30%, consistently high ROCE). FY22-FY23 per-year figures not separately verified this pass. A consistent high-return compounder on the record available.</w:t>
+      </w:r>
+    </w:p>
+    <w:p>
+      <w:pPr>
+        <w:pStyle w:val="Heading1"/>
+        <w:spacing w:after="120" w:before="280"/>
+      </w:pPr>
+      <w:r>
+        <w:t xml:space="preserve">Technical Read (Weekly / Monthly MACD + Bollinger Bands, or RSI/CCI/Williams %R proxy)</w:t>
+      </w:r>
+    </w:p>
+    <w:p>
+      <w:pPr>
+        <w:spacing w:after="120"/>
+      </w:pPr>
+      <w:r>
+        <w:t xml:space="preserve">Not independently pulled this pass. 52-week range Rs 376-903.</w:t>
+      </w:r>
+    </w:p>
+    <w:p>
+      <w:pPr>
+        <w:pStyle w:val="Heading1"/>
+        <w:spacing w:after="120" w:before="280"/>
+      </w:pPr>
+      <w:r>
+        <w:t xml:space="preserve">ValuePickr Community Signal</w:t>
+      </w:r>
+    </w:p>
+    <w:p>
+      <w:pPr>
+        <w:spacing w:after="120"/>
+      </w:pPr>
+      <w:r>
+        <w:t xml:space="preserve">Read the full thread (39 of 44 posts, Feb 2022 to Sept 2025) start to finish, this being a smaller/older thread.</w:t>
+      </w:r>
+    </w:p>
+    <w:p>
+      <w:pPr>
+        <w:spacing w:after="120"/>
+      </w:pPr>
+      <w:r>
+        <w:rPr>
+          <w:b/>
+          <w:bCs/>
+          <w:sz w:val="20"/>
+          <w:szCs w:val="20"/>
+        </w:rPr>
+        <w:t xml:space="preserve">High-conviction call from a top contributor: </w:t>
+      </w:r>
+      <w:r>
+        <w:rPr>
+          <w:sz w:val="20"/>
+          <w:szCs w:val="20"/>
+        </w:rPr>
+        <w:t xml:space="preserve">Marathondreams (trusted) posted an extract from 'Bottle of Lies' (2022) documenting Vimta's historical involvement in the Ranbaxy bioequivalence-data-fabrication scandal (mid-2000s, WHO-uncovered) and stated 'company culture rarely changes... I have decided to give it a pass' - a 20+-year-old, publicly disclosed episode, not a fresh concern. phreakv6 (core-trusted) did detailed research (Nov 2022) on the food-testing (JNPT/FSSAI) opportunity without stating a position. Santosh_Kadam (June 2025) flagged low promoter holding (36%) with senior management on high salaries as a governance-style watch item (noted ambiguous). Piyush_gupta1 (Sept 2025) flagged the NDCT amendments cutting approval timelines from 90 to 45 days - a direct near-term tailwind for Vimta's clinical-testing throughput.</w:t>
+      </w:r>
+    </w:p>
+    <w:p>
+      <w:pPr>
+        <w:pStyle w:val="Heading1"/>
+        <w:spacing w:after="120" w:before="280"/>
+      </w:pPr>
+      <w:r>
+        <w:t xml:space="preserve">Trusted-User Signals (Ongoing)</w:t>
+      </w:r>
+    </w:p>
+    <w:p>
+      <w:pPr>
+        <w:spacing w:after="120"/>
+      </w:pPr>
+      <w:r>
+        <w:rPr>
+          <w:i/>
+          <w:iCs/>
+          <w:color w:val="666666"/>
+          <w:sz w:val="18"/>
+          <w:szCs w:val="18"/>
+        </w:rPr>
+        <w:t xml:space="preserve">Every time a trusted user expresses clear conviction on this stock, most recent first — this section accumulates over time, it isn't a one-time snapshot.</w:t>
+      </w:r>
+    </w:p>
+    <w:p>
+      <w:pPr>
+        <w:spacing w:after="100"/>
+      </w:pPr>
+      <w:r>
+        <w:rPr>
+          <w:b/>
+          <w:bCs/>
+          <w:sz w:val="20"/>
+          <w:szCs w:val="20"/>
+        </w:rPr>
+        <w:t xml:space="preserve">2022-03-14 — Marathondreams</w:t>
+      </w:r>
+      <w:r>
+        <w:rPr>
+          <w:i/>
+          <w:iCs/>
+          <w:color w:val="666666"/>
+          <w:sz w:val="18"/>
+          <w:szCs w:val="18"/>
+        </w:rPr>
         <w:t xml:space="preserve"> (Vimta Labs Ltd (VLL))</w:t>
       </w:r>
       <w:r>
@@ -378,7 +2666,7 @@
         <w:spacing w:after="120"/>
       </w:pPr>
       <w:r>
-        <w:t xml:space="preserve">Not checked.</w:t>
+        <w:t xml:space="preserve">FY26: promoter shares confirmed with no encumbrance. Rs 2/share dividend for FY25-26 (AGM 4 Jul 2026). Q1 FY27: new CRAD (biologics) facility operationalised, first biologics order secured. Not otherwise checked this pass.</w:t>
       </w:r>
     </w:p>
     <w:p>
@@ -400,46 +2688,46 @@
         <w:spacing w:after="60"/>
       </w:pPr>
       <w:r>
-        <w:t xml:space="preserve">Strong, consistent capital efficiency (22.95% ROCE, 18.55% ROE) with minimal debt and real ~20%/yr growth - among the cleanest fundamental profiles in this batch</w:t>
-      </w:r>
-    </w:p>
-    <w:p>
-      <w:pPr>
-        <w:pStyle w:val="ListParagraph"/>
-        <w:numPr>
-          <w:ilvl w:val="0"/>
-          <w:numId w:val="1"/>
-        </w:numPr>
-        <w:spacing w:after="60"/>
-      </w:pPr>
-      <w:r>
-        <w:t xml:space="preserve">New NDCT regulatory amendments (Sept 2025) cut testing-approval timelines nearly in half, a direct near-term operational tailwind</w:t>
-      </w:r>
-    </w:p>
-    <w:p>
-      <w:pPr>
-        <w:pStyle w:val="ListParagraph"/>
-        <w:numPr>
-          <w:ilvl w:val="0"/>
-          <w:numId w:val="1"/>
-        </w:numPr>
-        <w:spacing w:after="60"/>
-      </w:pPr>
-      <w:r>
-        <w:t xml:space="preserve">40-year operating history and passed recent US FDA and WHO inspections (per Feb 2023 concall), suggesting current-day compliance standards are distinct from the historical episode below</w:t>
-      </w:r>
-    </w:p>
-    <w:p>
-      <w:pPr>
-        <w:pStyle w:val="ListParagraph"/>
-        <w:numPr>
-          <w:ilvl w:val="0"/>
-          <w:numId w:val="1"/>
-        </w:numPr>
-        <w:spacing w:after="60"/>
-      </w:pPr>
-      <w:r>
-        <w:t xml:space="preserve">China+1 diversification tailwind for contract research/testing demand, cited by early community thesis</w:t>
+        <w:t xml:space="preserve">Clean, consistent capital efficiency (24.24% ROCE, 17.82% ROE), debt-free, self-funded Rs 80 Cr FY27 capex, consistent Rs 2/share dividend - the cleanest fundamental profile in this batch</w:t>
+      </w:r>
+    </w:p>
+    <w:p>
+      <w:pPr>
+        <w:pStyle w:val="ListParagraph"/>
+        <w:numPr>
+          <w:ilvl w:val="0"/>
+          <w:numId w:val="1"/>
+        </w:numPr>
+        <w:spacing w:after="60"/>
+      </w:pPr>
+      <w:r>
+        <w:t xml:space="preserve">NDCT amendments (Sept 2025) cut clinical-trial approval timelines from 90 to 45 days - a direct throughput tailwind; clinical research 'showing early signs of recovery' after an FY26 soft patch</w:t>
+      </w:r>
+    </w:p>
+    <w:p>
+      <w:pPr>
+        <w:pStyle w:val="ListParagraph"/>
+        <w:numPr>
+          <w:ilvl w:val="0"/>
+          <w:numId w:val="1"/>
+        </w:numPr>
+        <w:spacing w:after="60"/>
+      </w:pPr>
+      <w:r>
+        <w:t xml:space="preserve">Biologics vertical: new CRAD facility operational Q1 FY27, first order booked - a genuine new revenue leg (not material until FY29+)</w:t>
+      </w:r>
+    </w:p>
+    <w:p>
+      <w:pPr>
+        <w:pStyle w:val="ListParagraph"/>
+        <w:numPr>
+          <w:ilvl w:val="0"/>
+          <w:numId w:val="1"/>
+        </w:numPr>
+        <w:spacing w:after="60"/>
+      </w:pPr>
+      <w:r>
+        <w:t xml:space="preserve">200,000 sq ft Genome Valley base gives a 4-5 year growth runway without major new infrastructure spend; USFDA / WHO-accredited labs; China+1 diversification tailwind for contract research/testing</w:t>
       </w:r>
     </w:p>
     <w:p>
@@ -461,46 +2749,59 @@
         <w:spacing w:after="60"/>
       </w:pPr>
       <w:r>
-        <w:t xml:space="preserve">Historical (mid-2000s) involvement in the Ranbaxy bioequivalence-data-fabrication scandal, documented in 'Bottle of Lies' and discussed on-thread - old and disclosed, but caused at least one trusted community member to pass on the stock entirely on cultural-risk grounds</w:t>
-      </w:r>
-    </w:p>
-    <w:p>
-      <w:pPr>
-        <w:pStyle w:val="ListParagraph"/>
-        <w:numPr>
-          <w:ilvl w:val="0"/>
-          <w:numId w:val="1"/>
-        </w:numPr>
-        <w:spacing w:after="60"/>
-      </w:pPr>
-      <w:r>
-        <w:t xml:space="preserve">Promoter holding is relatively low (36%) with a competitor separately holding 19% - an ambiguous signal the community itself couldn't resolve</w:t>
-      </w:r>
-    </w:p>
-    <w:p>
-      <w:pPr>
-        <w:pStyle w:val="ListParagraph"/>
-        <w:numPr>
-          <w:ilvl w:val="0"/>
-          <w:numId w:val="1"/>
-        </w:numPr>
-        <w:spacing w:after="60"/>
-      </w:pPr>
-      <w:r>
-        <w:t xml:space="preserve">Heavy ongoing capex requirement for growth, with asset turns already elevated (~1.5x) per community balance-sheet read</w:t>
-      </w:r>
-    </w:p>
-    <w:p>
-      <w:pPr>
-        <w:pStyle w:val="ListParagraph"/>
-        <w:numPr>
-          <w:ilvl w:val="0"/>
-          <w:numId w:val="1"/>
-        </w:numPr>
-        <w:spacing w:after="60"/>
-      </w:pPr>
-      <w:r>
-        <w:t xml:space="preserve">Thread has been quiet since Sept 2025, so the NDCT tailwind's actual financial impact isn't yet community-validated</w:t>
+        <w:t xml:space="preserve">Growth decelerated in Q1 FY27 to ~12-14%, well below management's 20-25% / ~Rs 500 Cr FY27 target - the multiple is pricing a reacceleration that isn't visible yet</w:t>
+      </w:r>
+    </w:p>
+    <w:p>
+      <w:pPr>
+        <w:pStyle w:val="ListParagraph"/>
+        <w:numPr>
+          <w:ilvl w:val="0"/>
+          <w:numId w:val="1"/>
+        </w:numPr>
+        <w:spacing w:after="60"/>
+      </w:pPr>
+      <w:r>
+        <w:t xml:space="preserve">Trades at ~36x P/E / ~6.2x P/B / ~18-19x EV-EBITDA - a full multiple for a mid-teens grower; the expectation gap is 'over-optimistic' (our path is below what the price needs)</w:t>
+      </w:r>
+    </w:p>
+    <w:p>
+      <w:pPr>
+        <w:pStyle w:val="ListParagraph"/>
+        <w:numPr>
+          <w:ilvl w:val="0"/>
+          <w:numId w:val="1"/>
+        </w:numPr>
+        <w:spacing w:after="60"/>
+      </w:pPr>
+      <w:r>
+        <w:t xml:space="preserve">Historical (mid-2000s) involvement in the Ranbaxy bioequivalence-data-fabrication scandal - old and disclosed, but caused at least one trusted community member to pass on cultural-risk grounds</w:t>
+      </w:r>
+    </w:p>
+    <w:p>
+      <w:pPr>
+        <w:pStyle w:val="ListParagraph"/>
+        <w:numPr>
+          <w:ilvl w:val="0"/>
+          <w:numId w:val="1"/>
+        </w:numPr>
+        <w:spacing w:after="60"/>
+      </w:pPr>
+      <w:r>
+        <w:t xml:space="preserve">Promoter holding only ~36% with a competitor separately holding ~19%; senior management on high salaries flagged (unresolved) as a governance watch item</w:t>
+      </w:r>
+    </w:p>
+    <w:p>
+      <w:pPr>
+        <w:pStyle w:val="ListParagraph"/>
+        <w:numPr>
+          <w:ilvl w:val="0"/>
+          <w:numId w:val="1"/>
+        </w:numPr>
+        <w:spacing w:after="60"/>
+      </w:pPr>
+      <w:r>
+        <w:t xml:space="preserve">Biologics revenue is FY29+; heavy ongoing capex for growth; sequential margin pressure in Q1 FY27</w:t>
       </w:r>
     </w:p>
     <w:p>
@@ -544,7 +2845,35 @@
           <w:sz w:val="24"/>
           <w:szCs w:val="24"/>
         </w:rPr>
-        <w:t xml:space="preserve">10x-in-2-3-years</w:t>
+        <w:t xml:space="preserve">neither</w:t>
+      </w:r>
+    </w:p>
+    <w:p>
+      <w:pPr>
+        <w:spacing w:after="120"/>
+      </w:pPr>
+      <w:r>
+        <w:rPr>
+          <w:color w:val="666666"/>
+          <w:sz w:val="20"/>
+          <w:szCs w:val="20"/>
+        </w:rPr>
+        <w:t xml:space="preserve">4-box gate — tailwind: yes · TAM: yes · moat: weak · valuation: weak  (score 3 / 4)</w:t>
+      </w:r>
+    </w:p>
+    <w:p>
+      <w:pPr>
+        <w:spacing w:after="120"/>
+      </w:pPr>
+      <w:r>
+        <w:rPr>
+          <w:i/>
+          <w:iCs/>
+          <w:color w:val="666666"/>
+          <w:sz w:val="20"/>
+          <w:szCs w:val="20"/>
+        </w:rPr>
+        <w:t xml:space="preserve">tailwind yes - NDCT approval-timeline halving is a direct throughput driver plus China+1 CRO demand; tam upgraded weak-&gt;yes on fresh reading - a large Indian CRO/testing market with a confirmed 4-5yr capacity runway on the current base; moat weak - accreditation is table-stakes in a competitive CRO field (Syngene, Sai Life, Veeda); valuation weak at ~36x P/E / ~18-19x EV-EBITDA for a mid-teens grower. analyst_override: thesis_fit kept 'neither' - a debt-free ~15-20% compounder from a Rs 2,814 Cr base at 36x does not fit a 2-3yr 10x or a 10yr 100x bucket (the 'Nesco logic').</w:t>
       </w:r>
     </w:p>
     <w:p>
@@ -567,46 +2896,59 @@
           <w:sz w:val="24"/>
           <w:szCs w:val="24"/>
         </w:rPr>
-        <w:t xml:space="preserve">Clean current-day fundamentals and a fresh regulatory tailwind, weighed against an old but real reputational stain that gave at least one trusted investor pause</w:t>
-      </w:r>
-    </w:p>
-    <w:p>
-      <w:pPr>
-        <w:pStyle w:val="ListParagraph"/>
-        <w:numPr>
-          <w:ilvl w:val="0"/>
-          <w:numId w:val="1"/>
-        </w:numPr>
-        <w:spacing w:after="60"/>
-      </w:pPr>
-      <w:r>
-        <w:t xml:space="preserve">Fundamentals and the fresh NDCT tailwind are genuinely strong and specific, not speculative</w:t>
-      </w:r>
-    </w:p>
-    <w:p>
-      <w:pPr>
-        <w:pStyle w:val="ListParagraph"/>
-        <w:numPr>
-          <w:ilvl w:val="0"/>
-          <w:numId w:val="1"/>
-        </w:numPr>
-        <w:spacing w:after="60"/>
-      </w:pPr>
-      <w:r>
-        <w:t xml:space="preserve">The Ranbaxy-era stain is 20+ years old and disclosed, not a fresh or unresolved governance issue, so it does not rise to this project's HIGH CAUTION bar, but is worth carrying as a qualitative caveat</w:t>
-      </w:r>
-    </w:p>
-    <w:p>
-      <w:pPr>
-        <w:pStyle w:val="ListParagraph"/>
-        <w:numPr>
-          <w:ilvl w:val="0"/>
-          <w:numId w:val="1"/>
-        </w:numPr>
-        <w:spacing w:after="60"/>
-      </w:pPr>
-      <w:r>
-        <w:t xml:space="preserve">Ambiguous promoter-holding signal (36%) is worth independent verification before sizing</w:t>
+        <w:t xml:space="preserve">Genuinely clean, debt-free 24%-ROCE CRO compounder with a real NDCT tailwind and biologics optionality - but Q1 FY27 growth (~12-14%) is running below the 20-25% target, the stock is at ~36x, and the return magnitude fits neither the 2-3yr 10x nor the 10yr 100x bucket: thesis_fit 'neither' (analyst override), conviction held at Medium</w:t>
+      </w:r>
+    </w:p>
+    <w:p>
+      <w:pPr>
+        <w:pStyle w:val="ListParagraph"/>
+        <w:numPr>
+          <w:ilvl w:val="0"/>
+          <w:numId w:val="1"/>
+        </w:numPr>
+        <w:spacing w:after="60"/>
+      </w:pPr>
+      <w:r>
+        <w:t xml:space="preserve">four_box score 3.0 (tailwind yes - NDCT approval-timeline halving; tam upgraded yes on fresh reading - a large Indian CRO/testing market with a 4-5yr capacity runway; moat weak - accreditation is table-stakes in a competitive CRO field; valuation weak at ~36x). analyst_override keeps thesis_fit 'neither': a debt-free ~15-20% compounder from a Rs 2,814 Cr base at 36x earnings does not fit a 2-3 year 10x (~115% CAGR) or a 10-year 100x (~58% CAGR) - the 'Nesco logic' the boxes don't capture</w:t>
+      </w:r>
+    </w:p>
+    <w:p>
+      <w:pPr>
+        <w:pStyle w:val="ListParagraph"/>
+        <w:numPr>
+          <w:ilvl w:val="0"/>
+          <w:numId w:val="1"/>
+        </w:numPr>
+        <w:spacing w:after="60"/>
+      </w:pPr>
+      <w:r>
+        <w:t xml:space="preserve">Conviction held at Medium: business quality is high (24% ROCE, debt-free, dividend, structural tailwind) but Q1 FY27 deceleration to ~12-14% vs a 20-25% target and a rich 36x multiple prevent Medium-High</w:t>
+      </w:r>
+    </w:p>
+    <w:p>
+      <w:pPr>
+        <w:pStyle w:val="ListParagraph"/>
+        <w:numPr>
+          <w:ilvl w:val="0"/>
+          <w:numId w:val="1"/>
+        </w:numPr>
+        <w:spacing w:after="60"/>
+      </w:pPr>
+      <w:r>
+        <w:t xml:space="preserve">The Ranbaxy-era data-integrity stain is 20+ years old and disclosed, not fresh - it does not hit the HIGH CAUTION bar but stays a qualitative caveat; the ~36% promoter holding + flagged senior-management salaries warrant verification before sizing</w:t>
+      </w:r>
+    </w:p>
+    <w:p>
+      <w:pPr>
+        <w:pStyle w:val="ListParagraph"/>
+        <w:numPr>
+          <w:ilvl w:val="0"/>
+          <w:numId w:val="1"/>
+        </w:numPr>
+        <w:spacing w:after="60"/>
+      </w:pPr>
+      <w:r>
+        <w:t xml:space="preserve">Re-check on a FY27 quarter showing clinical-research growth reaccelerating toward 20% (NDCT throughput visible in the numbers)</w:t>
       </w:r>
     </w:p>
     <w:p>

--- a/projects/valuepickr-open-screen/docs/Vimta Labs Ltd.docx
+++ b/projects/valuepickr-open-screen/docs/Vimta Labs Ltd.docx
@@ -2967,6 +2967,179 @@
           <w:szCs w:val="18"/>
         </w:rPr>
         <w:t xml:space="preserve">This is independent research and analysis for informational purposes only, not personalized financial or investment advice. Past multi-bagger performance and forum/social sentiment are not indicators of future returns. Do your own due diligence before investing.</w:t>
+      </w:r>
+    </w:p>
+    <w:p/>
+    <w:p>
+      <w:r>
+        <w:rPr>
+          <w:b/>
+          <w:sz w:val="28"/>
+        </w:rPr>
+        <w:t>🔄 RESEARCH UPDATE - 2026-10-05</w:t>
+      </w:r>
+    </w:p>
+    <w:p>
+      <w:r>
+        <w:rPr>
+          <w:b/>
+        </w:rPr>
+        <w:t>📊 Key Metrics:</w:t>
+      </w:r>
+    </w:p>
+    <w:p>
+      <w:pPr>
+        <w:ind w:left="360"/>
+      </w:pPr>
+      <w:r>
+        <w:t xml:space="preserve">  • Company: Vimta Labs Ltd</w:t>
+      </w:r>
+    </w:p>
+    <w:p>
+      <w:pPr>
+        <w:ind w:left="360"/>
+      </w:pPr>
+      <w:r>
+        <w:t xml:space="preserve">  • Conviction: Medium</w:t>
+      </w:r>
+    </w:p>
+    <w:p>
+      <w:pPr>
+        <w:ind w:left="360"/>
+      </w:pPr>
+      <w:r>
+        <w:t xml:space="preserve">  • Thesis: neither</w:t>
+      </w:r>
+    </w:p>
+    <w:p>
+      <w:pPr>
+        <w:ind w:left="360"/>
+      </w:pPr>
+      <w:r>
+        <w:t xml:space="preserve">  • 4-Box Score: 3.0</w:t>
+      </w:r>
+    </w:p>
+    <w:p>
+      <w:pPr>
+        <w:ind w:left="360"/>
+      </w:pPr>
+      <w:r>
+        <w:t xml:space="preserve">  • Research Date: 2026-09-08</w:t>
+      </w:r>
+    </w:p>
+    <w:p>
+      <w:pPr>
+        <w:ind w:left="360"/>
+      </w:pPr>
+      <w:r>
+        <w:t xml:space="preserve">  • Red Flag: None</w:t>
+      </w:r>
+    </w:p>
+    <w:p/>
+    <w:p>
+      <w:r>
+        <w:rPr>
+          <w:b/>
+        </w:rPr>
+        <w:t>📝 Verdict:</w:t>
+      </w:r>
+    </w:p>
+    <w:p>
+      <w:pPr>
+        <w:ind w:left="360"/>
+      </w:pPr>
+      <w:r>
+        <w:t>Genuinely clean, debt-free 24%-ROCE CRO compounder with a real NDCT tailwind and biologics optionality - but Q1 FY27 growth (~12-14%) is running below the 20-25% target, the stock is at ~36x, and the return magnitude fits neither the 2-3yr 10x nor the 10yr 100x bucket: thesis_fit 'neither' (analyst override), conviction held at Medium</w:t>
+      </w:r>
+    </w:p>
+    <w:p/>
+    <w:p>
+      <w:r>
+        <w:rPr>
+          <w:b/>
+        </w:rPr>
+        <w:t>📈 Bull Case:</w:t>
+      </w:r>
+    </w:p>
+    <w:p>
+      <w:pPr>
+        <w:ind w:left="360"/>
+      </w:pPr>
+      <w:r>
+        <w:t>Clean, consistent capital efficiency (24.24% ROCE, 17.82% ROE), debt-free, self-funded Rs 80 Cr FY27 capex, consistent Rs 2/share dividend - the cleanest fundamental profile in this batch</w:t>
+      </w:r>
+    </w:p>
+    <w:p>
+      <w:pPr>
+        <w:ind w:left="360"/>
+      </w:pPr>
+      <w:r>
+        <w:t>NDCT amendments (Sept 2025) cut clinical-trial approval timelines from 90 to 45 days - a direct throughput tailwind; clinical research 'showing early signs of recovery' after an FY26 soft patch</w:t>
+      </w:r>
+    </w:p>
+    <w:p>
+      <w:pPr>
+        <w:ind w:left="360"/>
+      </w:pPr>
+      <w:r>
+        <w:t>Biologics vertical: new CRAD facility operational Q1 FY27, first order booked - a genuine new revenue leg (not material until FY29+)</w:t>
+      </w:r>
+    </w:p>
+    <w:p>
+      <w:pPr>
+        <w:ind w:left="360"/>
+      </w:pPr>
+      <w:r>
+        <w:t>200,000 sq ft Genome Valley base gives a 4-5 year growth runway without major new infrastructure spend; USFDA / WHO-accredited labs; China+1 diversification tailwind for contract research/testing</w:t>
+      </w:r>
+    </w:p>
+    <w:p/>
+    <w:p>
+      <w:r>
+        <w:rPr>
+          <w:b/>
+        </w:rPr>
+        <w:t>📉 Bear Case:</w:t>
+      </w:r>
+    </w:p>
+    <w:p>
+      <w:pPr>
+        <w:ind w:left="360"/>
+      </w:pPr>
+      <w:r>
+        <w:t>Growth decelerated in Q1 FY27 to ~12-14%, well below management's 20-25% / ~Rs 500 Cr FY27 target - the multiple is pricing a reacceleration that isn't visible yet</w:t>
+      </w:r>
+    </w:p>
+    <w:p>
+      <w:pPr>
+        <w:ind w:left="360"/>
+      </w:pPr>
+      <w:r>
+        <w:t>Trades at ~36x P/E / ~6.2x P/B / ~18-19x EV-EBITDA - a full multiple for a mid-teens grower; the expectation gap is 'over-optimistic' (our path is below what the price needs)</w:t>
+      </w:r>
+    </w:p>
+    <w:p>
+      <w:pPr>
+        <w:ind w:left="360"/>
+      </w:pPr>
+      <w:r>
+        <w:t>Historical (mid-2000s) involvement in the Ranbaxy bioequivalence-data-fabrication scandal - old and disclosed, but caused at least one trusted community member to pass on cultural-risk grounds</w:t>
+      </w:r>
+    </w:p>
+    <w:p>
+      <w:pPr>
+        <w:ind w:left="360"/>
+      </w:pPr>
+      <w:r>
+        <w:t>Promoter holding only ~36% with a competitor separately holding ~19%; senior management on high salaries flagged (unresolved) as a governance watch item</w:t>
+      </w:r>
+    </w:p>
+    <w:p>
+      <w:pPr>
+        <w:ind w:left="360"/>
+      </w:pPr>
+      <w:r>
+        <w:t>Biologics revenue is FY29+; heavy ongoing capex for growth; sequential margin pressure in Q1 FY27</w:t>
       </w:r>
     </w:p>
     <w:sectPr>
